--- a/t01_s4.docx
+++ b/t01_s4.docx
@@ -3,2168 +3,1723 @@
 <w:document xmlns:wpc="http://schemas.microsoft.com/office/word/2010/wordprocessingCanvas" xmlns:mo="http://schemas.microsoft.com/office/mac/office/2008/main" xmlns:mc="http://schemas.openxmlformats.org/markup-compatibility/2006" xmlns:mv="urn:schemas-microsoft-com:mac:vml" xmlns:o="urn:schemas-microsoft-com:office:office" xmlns:r="http://schemas.openxmlformats.org/officeDocument/2006/relationships" xmlns:m="http://schemas.openxmlformats.org/officeDocument/2006/math" xmlns:v="urn:schemas-microsoft-com:vml" xmlns:wp14="http://schemas.microsoft.com/office/word/2010/wordprocessingDrawing" xmlns:wp="http://schemas.openxmlformats.org/drawingml/2006/wordprocessingDrawing" xmlns:w10="urn:schemas-microsoft-com:office:word" xmlns:w="http://schemas.openxmlformats.org/wordprocessingml/2006/main" xmlns:w14="http://schemas.microsoft.com/office/word/2010/wordml" xmlns:wpg="http://schemas.microsoft.com/office/word/2010/wordprocessingGroup" xmlns:wpi="http://schemas.microsoft.com/office/word/2010/wordprocessingInk" xmlns:wne="http://schemas.microsoft.com/office/word/2006/wordml" xmlns:wps="http://schemas.microsoft.com/office/word/2010/wordprocessingShape" mc:Ignorable="w14 wp14">
   <w:body>
     <w:p>
-      <w:pPr>
-        <w:spacing w:after="20" w:before="120"/>
-      </w:pPr>
-      <w:r>
-        <w:rPr>
-          <w:b/>
-          <w:sz w:val="22"/>
-        </w:rPr>
-        <w:t>Question: What is the primary intervention that healthcare providers should take after a fire incident in the hospital?</w:t>
-      </w:r>
-    </w:p>
-    <w:p>
-      <w:pPr>
-        <w:spacing w:after="0" w:before="0"/>
-      </w:pPr>
-      <w:r>
-        <w:rPr>
-          <w:b w:val="0"/>
-          <w:sz w:val="22"/>
-        </w:rPr>
-        <w:t>(a) Rescue the patient from ward</w:t>
-      </w:r>
-    </w:p>
-    <w:p>
-      <w:pPr>
-        <w:spacing w:after="0" w:before="0"/>
-      </w:pPr>
-      <w:r>
-        <w:rPr>
-          <w:b w:val="0"/>
-          <w:sz w:val="22"/>
-        </w:rPr>
-        <w:t>(b) Use the fire extinguisher</w:t>
-      </w:r>
-    </w:p>
-    <w:p>
-      <w:pPr>
-        <w:spacing w:after="0" w:before="0"/>
-      </w:pPr>
-      <w:r>
-        <w:rPr>
-          <w:b w:val="0"/>
-          <w:sz w:val="22"/>
-        </w:rPr>
-        <w:t>(c) Shut off the oxygen supply</w:t>
-      </w:r>
-    </w:p>
-    <w:p>
-      <w:pPr>
-        <w:spacing w:after="0" w:before="0"/>
-      </w:pPr>
-      <w:r>
-        <w:rPr>
-          <w:b w:val="0"/>
-          <w:sz w:val="22"/>
-        </w:rPr>
-        <w:t>(d) Close windows and doors to reduce ventilation</w:t>
-      </w:r>
-    </w:p>
-    <w:p>
-      <w:pPr>
-        <w:spacing w:after="0" w:before="40"/>
-      </w:pPr>
-      <w:r>
-        <w:rPr>
-          <w:b/>
-          <w:sz w:val="22"/>
-        </w:rPr>
-        <w:t>Answer: a</w:t>
-      </w:r>
-    </w:p>
-    <w:p>
-      <w:pPr>
-        <w:spacing w:after="0" w:before="0"/>
-      </w:pPr>
-      <w:r>
-        <w:rPr>
-          <w:b w:val="0"/>
-          <w:sz w:val="21"/>
-        </w:rPr>
-        <w:t>Solution: In the event of a fire in a hospital, patient safety is the top priority: first evacuate (rescue) all patients from the affected area, then use extinguishers, shut off the oxygen supply and close windows and doors to contain the fire.</w:t>
-      </w:r>
-    </w:p>
-    <w:p>
-      <w:pPr>
-        <w:spacing w:after="0" w:before="0"/>
-      </w:pPr>
-      <w:r>
-        <w:rPr>
-          <w:b w:val="0"/>
-          <w:sz w:val="20"/>
-        </w:rPr>
-        <w:t>Positive Marks: 1</w:t>
-      </w:r>
-    </w:p>
-    <w:p>
-      <w:pPr>
-        <w:spacing w:after="160" w:before="0"/>
-      </w:pPr>
-      <w:r>
-        <w:rPr>
-          <w:b w:val="0"/>
-          <w:sz w:val="20"/>
-        </w:rPr>
-        <w:t>Negative Marks: 0.25</w:t>
-      </w:r>
-    </w:p>
-    <w:p>
-      <w:pPr>
-        <w:spacing w:after="20" w:before="120"/>
-      </w:pPr>
-      <w:r>
-        <w:rPr>
-          <w:b/>
-          <w:sz w:val="22"/>
-        </w:rPr>
-        <w:t>Question: The 'therapeutic use of self' in psychiatric nursing was emphasised by:</w:t>
-      </w:r>
-    </w:p>
-    <w:p>
-      <w:pPr>
-        <w:spacing w:after="0" w:before="0"/>
-      </w:pPr>
-      <w:r>
-        <w:rPr>
-          <w:b w:val="0"/>
-          <w:sz w:val="22"/>
-        </w:rPr>
-        <w:t>(a) Hildegard Peplau</w:t>
-      </w:r>
-    </w:p>
-    <w:p>
-      <w:pPr>
-        <w:spacing w:after="0" w:before="0"/>
-      </w:pPr>
-      <w:r>
-        <w:rPr>
-          <w:b w:val="0"/>
-          <w:sz w:val="22"/>
-        </w:rPr>
-        <w:t>(b) Virginia Henderson</w:t>
-      </w:r>
-    </w:p>
-    <w:p>
-      <w:pPr>
-        <w:spacing w:after="0" w:before="0"/>
-      </w:pPr>
-      <w:r>
-        <w:rPr>
-          <w:b w:val="0"/>
-          <w:sz w:val="22"/>
-        </w:rPr>
-        <w:t>(c) Dorothea Orem</w:t>
-      </w:r>
-    </w:p>
-    <w:p>
-      <w:pPr>
-        <w:spacing w:after="0" w:before="0"/>
-      </w:pPr>
-      <w:r>
-        <w:rPr>
-          <w:b w:val="0"/>
-          <w:sz w:val="22"/>
-        </w:rPr>
-        <w:t>(d) Betty Neuman</w:t>
-      </w:r>
-    </w:p>
-    <w:p>
-      <w:pPr>
-        <w:spacing w:after="0" w:before="40"/>
-      </w:pPr>
-      <w:r>
-        <w:rPr>
-          <w:b/>
-          <w:sz w:val="22"/>
-        </w:rPr>
-        <w:t>Answer: a</w:t>
-      </w:r>
-    </w:p>
-    <w:p>
-      <w:pPr>
-        <w:spacing w:after="0" w:before="0"/>
-      </w:pPr>
-      <w:r>
-        <w:rPr>
-          <w:b w:val="0"/>
-          <w:sz w:val="21"/>
-        </w:rPr>
-        <w:t>Solution: Hildegard Peplau's interpersonal theory (1952) emphasised the nurse-patient relationship and therapeutic use of self.</w:t>
-      </w:r>
-    </w:p>
-    <w:p>
-      <w:pPr>
-        <w:spacing w:after="0" w:before="0"/>
-      </w:pPr>
-      <w:r>
-        <w:rPr>
-          <w:b w:val="0"/>
-          <w:sz w:val="20"/>
-        </w:rPr>
-        <w:t>Positive Marks: 1</w:t>
-      </w:r>
-    </w:p>
-    <w:p>
-      <w:pPr>
-        <w:spacing w:after="160" w:before="0"/>
-      </w:pPr>
-      <w:r>
-        <w:rPr>
-          <w:b w:val="0"/>
-          <w:sz w:val="20"/>
-        </w:rPr>
-        <w:t>Negative Marks: 0.25</w:t>
-      </w:r>
-    </w:p>
-    <w:p>
-      <w:pPr>
-        <w:spacing w:after="20" w:before="120"/>
-      </w:pPr>
-      <w:r>
-        <w:rPr>
-          <w:b/>
-          <w:sz w:val="22"/>
-        </w:rPr>
-        <w:t>Question: Which of the following is the leading cause of child mortality worldwide?</w:t>
-      </w:r>
-    </w:p>
-    <w:p>
-      <w:pPr>
-        <w:spacing w:after="0" w:before="0"/>
-      </w:pPr>
-      <w:r>
-        <w:rPr>
-          <w:b w:val="0"/>
-          <w:sz w:val="22"/>
-        </w:rPr>
-        <w:t>(a) Pneumonia</w:t>
-      </w:r>
-    </w:p>
-    <w:p>
-      <w:pPr>
-        <w:spacing w:after="0" w:before="0"/>
-      </w:pPr>
-      <w:r>
-        <w:rPr>
-          <w:b w:val="0"/>
-          <w:sz w:val="22"/>
-        </w:rPr>
-        <w:t>(b) Malaria</w:t>
-      </w:r>
-    </w:p>
-    <w:p>
-      <w:pPr>
-        <w:spacing w:after="0" w:before="0"/>
-      </w:pPr>
-      <w:r>
-        <w:rPr>
-          <w:b w:val="0"/>
-          <w:sz w:val="22"/>
-        </w:rPr>
-        <w:t>(c) Obstetrical haemorrhage</w:t>
-      </w:r>
-    </w:p>
-    <w:p>
-      <w:pPr>
-        <w:spacing w:after="0" w:before="0"/>
-      </w:pPr>
-      <w:r>
-        <w:rPr>
-          <w:b w:val="0"/>
-          <w:sz w:val="22"/>
-        </w:rPr>
-        <w:t>(d) Diarrhoea</w:t>
-      </w:r>
-    </w:p>
-    <w:p>
-      <w:pPr>
-        <w:spacing w:after="0" w:before="40"/>
-      </w:pPr>
-      <w:r>
-        <w:rPr>
-          <w:b/>
-          <w:sz w:val="22"/>
-        </w:rPr>
-        <w:t>Answer: a</w:t>
-      </w:r>
-    </w:p>
-    <w:p>
-      <w:pPr>
-        <w:spacing w:after="0" w:before="0"/>
-      </w:pPr>
-      <w:r>
-        <w:rPr>
-          <w:b w:val="0"/>
-          <w:sz w:val="21"/>
-        </w:rPr>
-        <w:t>Solution: Pneumonia is the leading cause of child mortality worldwide. According to the World Health Organization (WHO), pneumonia accounts for approximately 15% of all deaths in children under five years of age globally. Other leading causes of child mortality include diarrhea, malaria, and obstetrical hemorrhage.</w:t>
-      </w:r>
-    </w:p>
-    <w:p>
-      <w:pPr>
-        <w:spacing w:after="0" w:before="0"/>
-      </w:pPr>
-      <w:r>
-        <w:rPr>
-          <w:b w:val="0"/>
-          <w:sz w:val="20"/>
-        </w:rPr>
-        <w:t>Positive Marks: 1</w:t>
-      </w:r>
-    </w:p>
-    <w:p>
-      <w:pPr>
-        <w:spacing w:after="160" w:before="0"/>
-      </w:pPr>
-      <w:r>
-        <w:rPr>
-          <w:b w:val="0"/>
-          <w:sz w:val="20"/>
-        </w:rPr>
-        <w:t>Negative Marks: 0.25</w:t>
-      </w:r>
-    </w:p>
-    <w:p>
-      <w:pPr>
-        <w:spacing w:after="20" w:before="120"/>
-      </w:pPr>
-      <w:r>
-        <w:rPr>
-          <w:b/>
-          <w:sz w:val="22"/>
-        </w:rPr>
-        <w:t>Question: Intermittent positive pressure breathing is contraindicated in:</w:t>
-      </w:r>
-    </w:p>
-    <w:p>
-      <w:pPr>
-        <w:spacing w:after="0" w:before="0"/>
-      </w:pPr>
-      <w:r>
-        <w:rPr>
-          <w:b w:val="0"/>
-          <w:sz w:val="22"/>
-        </w:rPr>
-        <w:t>(a) Asthma</w:t>
-      </w:r>
-    </w:p>
-    <w:p>
-      <w:pPr>
-        <w:spacing w:after="0" w:before="0"/>
-      </w:pPr>
-      <w:r>
-        <w:rPr>
-          <w:b w:val="0"/>
-          <w:sz w:val="22"/>
-        </w:rPr>
-        <w:t>(b) Pulmonary edema</w:t>
-      </w:r>
-    </w:p>
-    <w:p>
-      <w:pPr>
-        <w:spacing w:after="0" w:before="0"/>
-      </w:pPr>
-      <w:r>
-        <w:rPr>
-          <w:b w:val="0"/>
-          <w:sz w:val="22"/>
-        </w:rPr>
-        <w:t>(c) Comatose patient</w:t>
-      </w:r>
-    </w:p>
-    <w:p>
-      <w:pPr>
-        <w:spacing w:after="0" w:before="0"/>
-      </w:pPr>
-      <w:r>
-        <w:rPr>
-          <w:b w:val="0"/>
-          <w:sz w:val="22"/>
-        </w:rPr>
-        <w:t>(d) Tracheoesophageal fistula</w:t>
-      </w:r>
-    </w:p>
-    <w:p>
-      <w:pPr>
-        <w:spacing w:after="0" w:before="40"/>
-      </w:pPr>
-      <w:r>
-        <w:rPr>
-          <w:b/>
-          <w:sz w:val="22"/>
-        </w:rPr>
-        <w:t>Answer: d</w:t>
-      </w:r>
-    </w:p>
-    <w:p>
-      <w:pPr>
-        <w:spacing w:after="0" w:before="0"/>
-      </w:pPr>
-      <w:r>
-        <w:rPr>
-          <w:b w:val="0"/>
-          <w:sz w:val="21"/>
-        </w:rPr>
-        <w:t>Solution: IPPB is contraindicated in tracheo-oesophageal fistula (air leaks through the fistula instead of ventilating the lungs).</w:t>
-      </w:r>
-    </w:p>
-    <w:p>
-      <w:pPr>
-        <w:spacing w:after="0" w:before="0"/>
-      </w:pPr>
-      <w:r>
-        <w:rPr>
-          <w:b w:val="0"/>
-          <w:sz w:val="20"/>
-        </w:rPr>
-        <w:t>Positive Marks: 1</w:t>
-      </w:r>
-    </w:p>
-    <w:p>
-      <w:pPr>
-        <w:spacing w:after="160" w:before="0"/>
-      </w:pPr>
-      <w:r>
-        <w:rPr>
-          <w:b w:val="0"/>
-          <w:sz w:val="20"/>
-        </w:rPr>
-        <w:t>Negative Marks: 0.25</w:t>
-      </w:r>
-    </w:p>
-    <w:p>
-      <w:pPr>
-        <w:spacing w:after="20" w:before="120"/>
-      </w:pPr>
-      <w:r>
-        <w:rPr>
-          <w:b/>
-          <w:sz w:val="22"/>
-        </w:rPr>
-        <w:t>Question: A patient taking haloperidol is unable to sit quietly and paces constantly. What is this extrapyramidal side effect called?</w:t>
-      </w:r>
-    </w:p>
-    <w:p>
-      <w:pPr>
-        <w:spacing w:after="0" w:before="0"/>
-      </w:pPr>
-      <w:r>
-        <w:rPr>
-          <w:b w:val="0"/>
-          <w:sz w:val="22"/>
-        </w:rPr>
-        <w:t>(a) Irritable</w:t>
-      </w:r>
-    </w:p>
-    <w:p>
-      <w:pPr>
-        <w:spacing w:after="0" w:before="0"/>
-      </w:pPr>
-      <w:r>
-        <w:rPr>
-          <w:b w:val="0"/>
-          <w:sz w:val="22"/>
-        </w:rPr>
-        <w:t>(b) Akathisia</w:t>
-      </w:r>
-    </w:p>
-    <w:p>
-      <w:pPr>
-        <w:spacing w:after="0" w:before="0"/>
-      </w:pPr>
-      <w:r>
-        <w:rPr>
-          <w:b w:val="0"/>
-          <w:sz w:val="22"/>
-        </w:rPr>
-        <w:t>(c) Tardive dyskinesia</w:t>
-      </w:r>
-    </w:p>
-    <w:p>
-      <w:pPr>
-        <w:spacing w:after="0" w:before="0"/>
-      </w:pPr>
-      <w:r>
-        <w:rPr>
-          <w:b w:val="0"/>
-          <w:sz w:val="22"/>
-        </w:rPr>
-        <w:t>(d) Restlessness</w:t>
-      </w:r>
-    </w:p>
-    <w:p>
-      <w:pPr>
-        <w:spacing w:after="0" w:before="40"/>
-      </w:pPr>
-      <w:r>
-        <w:rPr>
-          <w:b/>
-          <w:sz w:val="22"/>
-        </w:rPr>
-        <w:t>Answer: c</w:t>
-      </w:r>
-    </w:p>
-    <w:p>
-      <w:pPr>
-        <w:spacing w:after="0" w:before="0"/>
-      </w:pPr>
-      <w:r>
-        <w:rPr>
-          <w:b w:val="0"/>
-          <w:sz w:val="21"/>
-        </w:rPr>
-        <w:t>Solution: Antipsychotic drugs e.g. haloperidol, fluphenazine, chlorpromazine and others are associated with neuromuscular and neurologic adverse effects called Extrapyramidal symptoms (EPS) include acute dystonia (abnormal positioning or spasm of muscles of the head, neck, trunk, or limbs), acute dyskinesia (any disturbance of movement), pseudoparkinsonism (impaired body movement), and akathisia (motor restlessness). Tardive dyskinesia (TD) is an involuntary neurologic movement disorder, and neuroleptic malignant syndrome (NMS) is a rare but potentially life-threatening neurological syndrome. Akathisia is a movement disorder characterized by a feeling of inner restlessness and a compelling urge to move, often accompanied by visible movements such as rocking, pacing, or crossing and uncrossing the legs.</w:t>
-      </w:r>
-    </w:p>
-    <w:p>
-      <w:pPr>
-        <w:spacing w:after="0" w:before="0"/>
-      </w:pPr>
-      <w:r>
-        <w:rPr>
-          <w:b w:val="0"/>
-          <w:sz w:val="20"/>
-        </w:rPr>
-        <w:t>Positive Marks: 1</w:t>
-      </w:r>
-    </w:p>
-    <w:p>
-      <w:pPr>
-        <w:spacing w:after="160" w:before="0"/>
-      </w:pPr>
-      <w:r>
-        <w:rPr>
-          <w:b w:val="0"/>
-          <w:sz w:val="20"/>
-        </w:rPr>
-        <w:t>Negative Marks: 0.25</w:t>
-      </w:r>
-    </w:p>
-    <w:p>
-      <w:pPr>
-        <w:spacing w:after="20" w:before="120"/>
-      </w:pPr>
-      <w:r>
-        <w:rPr>
-          <w:b/>
-          <w:sz w:val="22"/>
-        </w:rPr>
-        <w:t>Question: Cefuroxime sodium, 1 g in 50 mL of normal saline, is to be administered over 30 minutes (drop factor 15 gtt/mL). What is the drip rate?</w:t>
-      </w:r>
-    </w:p>
-    <w:p>
-      <w:pPr>
-        <w:spacing w:after="0" w:before="0"/>
-      </w:pPr>
-      <w:r>
-        <w:rPr>
-          <w:b w:val="0"/>
-          <w:sz w:val="22"/>
-        </w:rPr>
-        <w:t>(a) 22 gtt/min</w:t>
-      </w:r>
-    </w:p>
-    <w:p>
-      <w:pPr>
-        <w:spacing w:after="0" w:before="0"/>
-      </w:pPr>
-      <w:r>
-        <w:rPr>
-          <w:b w:val="0"/>
-          <w:sz w:val="22"/>
-        </w:rPr>
-        <w:t>(b) 30 gtt/min</w:t>
-      </w:r>
-    </w:p>
-    <w:p>
-      <w:pPr>
-        <w:spacing w:after="0" w:before="0"/>
-      </w:pPr>
-      <w:r>
-        <w:rPr>
-          <w:b w:val="0"/>
-          <w:sz w:val="22"/>
-        </w:rPr>
-        <w:t>(c) 28 gtt/min</w:t>
-      </w:r>
-    </w:p>
-    <w:p>
-      <w:pPr>
-        <w:spacing w:after="0" w:before="0"/>
-      </w:pPr>
-      <w:r>
-        <w:rPr>
-          <w:b w:val="0"/>
-          <w:sz w:val="22"/>
-        </w:rPr>
-        <w:t>(d) 25 gtt/min</w:t>
-      </w:r>
-    </w:p>
-    <w:p>
-      <w:pPr>
-        <w:spacing w:after="0" w:before="40"/>
-      </w:pPr>
-      <w:r>
-        <w:rPr>
-          <w:b/>
-          <w:sz w:val="22"/>
-        </w:rPr>
-        <w:t>Answer: d</w:t>
-      </w:r>
-    </w:p>
-    <w:p>
-      <w:pPr>
-        <w:spacing w:after="0" w:before="0"/>
-      </w:pPr>
-      <w:r>
-        <w:rPr>
-          <w:b w:val="0"/>
-          <w:sz w:val="21"/>
-        </w:rPr>
-        <w:t>Solution: Drip rate = (50 mL × 15 gtt/mL) ÷ 30 min = 750 ÷ 30 = 25 gtt/min.</w:t>
-      </w:r>
-    </w:p>
-    <w:p>
-      <w:pPr>
-        <w:spacing w:after="0" w:before="0"/>
-      </w:pPr>
-      <w:r>
-        <w:rPr>
-          <w:b w:val="0"/>
-          <w:sz w:val="20"/>
-        </w:rPr>
-        <w:t>Positive Marks: 1</w:t>
-      </w:r>
-    </w:p>
-    <w:p>
-      <w:pPr>
-        <w:spacing w:after="160" w:before="0"/>
-      </w:pPr>
-      <w:r>
-        <w:rPr>
-          <w:b w:val="0"/>
-          <w:sz w:val="20"/>
-        </w:rPr>
-        <w:t>Negative Marks: 0.25</w:t>
-      </w:r>
-    </w:p>
-    <w:p>
-      <w:pPr>
-        <w:spacing w:after="20" w:before="120"/>
-      </w:pPr>
-      <w:r>
-        <w:rPr>
-          <w:b/>
-          <w:sz w:val="22"/>
-        </w:rPr>
-        <w:t>Question: In Addison's disease, the nurse should observe the patient for:</w:t>
-      </w:r>
-    </w:p>
-    <w:p>
-      <w:pPr>
-        <w:spacing w:after="0" w:before="0"/>
-      </w:pPr>
-      <w:r>
-        <w:rPr>
-          <w:b w:val="0"/>
-          <w:sz w:val="22"/>
-        </w:rPr>
-        <w:t>(a) Hypertension and oedema</w:t>
-      </w:r>
-    </w:p>
-    <w:p>
-      <w:pPr>
-        <w:spacing w:after="0" w:before="0"/>
-      </w:pPr>
-      <w:r>
-        <w:rPr>
-          <w:b w:val="0"/>
-          <w:sz w:val="22"/>
-        </w:rPr>
-        <w:t>(b) Hyperthermia and polyuria</w:t>
-      </w:r>
-    </w:p>
-    <w:p>
-      <w:pPr>
-        <w:spacing w:after="0" w:before="0"/>
-      </w:pPr>
-      <w:r>
-        <w:rPr>
-          <w:b w:val="0"/>
-          <w:sz w:val="22"/>
-        </w:rPr>
-        <w:t>(c) Weight gain and moon face</w:t>
-      </w:r>
-    </w:p>
-    <w:p>
-      <w:pPr>
-        <w:spacing w:after="0" w:before="0"/>
-      </w:pPr>
-      <w:r>
-        <w:rPr>
-          <w:b w:val="0"/>
-          <w:sz w:val="22"/>
-        </w:rPr>
-        <w:t>(d) Hypotension and hyperpigmentation</w:t>
-      </w:r>
-    </w:p>
-    <w:p>
-      <w:pPr>
-        <w:spacing w:after="0" w:before="40"/>
-      </w:pPr>
-      <w:r>
-        <w:rPr>
-          <w:b/>
-          <w:sz w:val="22"/>
-        </w:rPr>
-        <w:t>Answer: d</w:t>
-      </w:r>
-    </w:p>
-    <w:p>
-      <w:pPr>
-        <w:spacing w:after="0" w:before="0"/>
-      </w:pPr>
-      <w:r>
-        <w:rPr>
-          <w:b w:val="0"/>
-          <w:sz w:val="21"/>
-        </w:rPr>
-        <w:t>Solution: Addison's disease causes hypotension, fatigue, hyperpigmentation and hyponatremia.</w:t>
-      </w:r>
-    </w:p>
-    <w:p>
-      <w:pPr>
-        <w:spacing w:after="0" w:before="0"/>
-      </w:pPr>
-      <w:r>
-        <w:rPr>
-          <w:b w:val="0"/>
-          <w:sz w:val="20"/>
-        </w:rPr>
-        <w:t>Positive Marks: 1</w:t>
-      </w:r>
-    </w:p>
-    <w:p>
-      <w:pPr>
-        <w:spacing w:after="160" w:before="0"/>
-      </w:pPr>
-      <w:r>
-        <w:rPr>
-          <w:b w:val="0"/>
-          <w:sz w:val="20"/>
-        </w:rPr>
-        <w:t>Negative Marks: 0.25</w:t>
-      </w:r>
-    </w:p>
-    <w:p>
-      <w:pPr>
-        <w:spacing w:after="20" w:before="120"/>
-      </w:pPr>
-      <w:r>
-        <w:rPr>
-          <w:b/>
-          <w:sz w:val="22"/>
-        </w:rPr>
-        <w:t>Question: Right sequence of WHO`s Surgical safety checks list?</w:t>
-      </w:r>
-    </w:p>
-    <w:p>
-      <w:pPr>
-        <w:spacing w:after="0" w:before="0"/>
-      </w:pPr>
-      <w:r>
-        <w:rPr>
-          <w:b w:val="0"/>
-          <w:sz w:val="22"/>
-        </w:rPr>
-        <w:t>(a) Sign in, Sign out, Time out</w:t>
-      </w:r>
-    </w:p>
-    <w:p>
-      <w:pPr>
-        <w:spacing w:after="0" w:before="0"/>
-      </w:pPr>
-      <w:r>
-        <w:rPr>
-          <w:b w:val="0"/>
-          <w:sz w:val="22"/>
-        </w:rPr>
-        <w:t>(b) Sign out, Sign in, Time out</w:t>
-      </w:r>
-    </w:p>
-    <w:p>
-      <w:pPr>
-        <w:spacing w:after="0" w:before="0"/>
-      </w:pPr>
-      <w:r>
-        <w:rPr>
-          <w:b w:val="0"/>
-          <w:sz w:val="22"/>
-        </w:rPr>
-        <w:t>(c) Time out, sign out, sign in</w:t>
-      </w:r>
-    </w:p>
-    <w:p>
-      <w:pPr>
-        <w:spacing w:after="0" w:before="0"/>
-      </w:pPr>
-      <w:r>
-        <w:rPr>
-          <w:b w:val="0"/>
-          <w:sz w:val="22"/>
-        </w:rPr>
-        <w:t>(d) Sign in. Time out, Sign out</w:t>
-      </w:r>
-    </w:p>
-    <w:p>
-      <w:pPr>
-        <w:spacing w:after="0" w:before="40"/>
-      </w:pPr>
-      <w:r>
-        <w:rPr>
-          <w:b/>
-          <w:sz w:val="22"/>
-        </w:rPr>
-        <w:t>Answer: d</w:t>
-      </w:r>
-    </w:p>
-    <w:p>
-      <w:pPr>
-        <w:spacing w:after="0" w:before="0"/>
-      </w:pPr>
-      <w:r>
-        <w:rPr>
-          <w:b w:val="0"/>
-          <w:sz w:val="21"/>
-        </w:rPr>
-        <w:t>Solution: The WHO checklist consists of three main parts, which are implemented at specific time-points during the surgery: The first part (Sign-in) is done before administering anesthesia to the patient; the second part (Time-out) is done before taking the surgical incision; and the third part (Sign-out) is done before shifting the patient to recovery room. At each of these time-points, important information can be checked, communicated, and shared between all team members participating in the surgery.</w:t>
-      </w:r>
-    </w:p>
-    <w:p>
-      <w:pPr>
-        <w:spacing w:after="0" w:before="0"/>
-      </w:pPr>
-      <w:r>
-        <w:rPr>
-          <w:b w:val="0"/>
-          <w:sz w:val="20"/>
-        </w:rPr>
-        <w:t>Positive Marks: 1</w:t>
-      </w:r>
-    </w:p>
-    <w:p>
-      <w:pPr>
-        <w:spacing w:after="160" w:before="0"/>
-      </w:pPr>
-      <w:r>
-        <w:rPr>
-          <w:b w:val="0"/>
-          <w:sz w:val="20"/>
-        </w:rPr>
-        <w:t>Negative Marks: 0.25</w:t>
-      </w:r>
-    </w:p>
-    <w:p>
-      <w:pPr>
-        <w:spacing w:after="20" w:before="120"/>
-      </w:pPr>
-      <w:r>
-        <w:rPr>
-          <w:b/>
-          <w:sz w:val="22"/>
-        </w:rPr>
-        <w:t>Question: What is the dose of iron-folic acid (IFA) prescribed for pregnant women in the Anaemia Mukht Bharat campaign?</w:t>
-      </w:r>
-    </w:p>
-    <w:p>
-      <w:pPr>
-        <w:spacing w:after="0" w:before="0"/>
-      </w:pPr>
-      <w:r>
-        <w:rPr>
-          <w:b w:val="0"/>
-          <w:sz w:val="22"/>
-        </w:rPr>
-        <w:t>(a) 30 mg 200 mg</w:t>
-      </w:r>
-    </w:p>
-    <w:p>
-      <w:pPr>
-        <w:spacing w:after="0" w:before="0"/>
-      </w:pPr>
-      <w:r>
-        <w:rPr>
-          <w:b w:val="0"/>
-          <w:sz w:val="22"/>
-        </w:rPr>
-        <w:t>(b) 20 mg 150 mg</w:t>
-      </w:r>
-    </w:p>
-    <w:p>
-      <w:pPr>
-        <w:spacing w:after="0" w:before="0"/>
-      </w:pPr>
-      <w:r>
-        <w:rPr>
-          <w:b w:val="0"/>
-          <w:sz w:val="22"/>
-        </w:rPr>
-        <w:t>(c) 100 mg 250 mg</w:t>
-      </w:r>
-    </w:p>
-    <w:p>
-      <w:pPr>
-        <w:spacing w:after="0" w:before="0"/>
-      </w:pPr>
-      <w:r>
-        <w:rPr>
-          <w:b w:val="0"/>
-          <w:sz w:val="22"/>
-        </w:rPr>
-        <w:t>(d) 60 mg 500 mcg</w:t>
-      </w:r>
-    </w:p>
-    <w:p>
-      <w:pPr>
-        <w:spacing w:after="0" w:before="40"/>
-      </w:pPr>
-      <w:r>
-        <w:rPr>
-          <w:b/>
-          <w:sz w:val="22"/>
-        </w:rPr>
-        <w:t>Answer: d</w:t>
-      </w:r>
-    </w:p>
-    <w:p>
-      <w:pPr>
-        <w:spacing w:after="0" w:before="0"/>
-      </w:pPr>
-      <w:r>
-        <w:rPr>
-          <w:b w:val="0"/>
-          <w:sz w:val="21"/>
-        </w:rPr>
-        <w:t>Solution: In the Anaemia Mukht Bharat campaign, the recommended dose of iron-folic acid (IFA) prescribed for pregnant women is 60 mg of elemental iron and 500 mcg of folic acid (option d). Anaemia is a common health issue during pregnancy, and IFA supplementation is an essential intervention to prevent and treat iron deficiency anaemia. The Anaemia Mukht Bharat campaign is a national program in India aimed at combating anaemia among pregnant women. The recommended IFA dose provided through this program ensures adequate iron and folic acid intake, promoting healthy pregnancies and reducing the prevalence of anaemia.</w:t>
-      </w:r>
-    </w:p>
-    <w:p>
-      <w:pPr>
-        <w:spacing w:after="0" w:before="0"/>
-      </w:pPr>
-      <w:r>
-        <w:rPr>
-          <w:b w:val="0"/>
-          <w:sz w:val="20"/>
-        </w:rPr>
-        <w:t>Positive Marks: 1</w:t>
-      </w:r>
-    </w:p>
-    <w:p>
-      <w:pPr>
-        <w:spacing w:after="160" w:before="0"/>
-      </w:pPr>
-      <w:r>
-        <w:rPr>
-          <w:b w:val="0"/>
-          <w:sz w:val="20"/>
-        </w:rPr>
-        <w:t>Negative Marks: 0.25</w:t>
-      </w:r>
-    </w:p>
-    <w:p>
-      <w:pPr>
-        <w:spacing w:after="20" w:before="120"/>
-      </w:pPr>
-      <w:r>
-        <w:rPr>
-          <w:b/>
-          <w:sz w:val="22"/>
-        </w:rPr>
-        <w:t>Question: Clonidinc is used to:</w:t>
-      </w:r>
-    </w:p>
-    <w:p>
-      <w:pPr>
-        <w:spacing w:after="0" w:before="0"/>
-      </w:pPr>
-      <w:r>
-        <w:rPr>
-          <w:b w:val="0"/>
-          <w:sz w:val="22"/>
-        </w:rPr>
-        <w:t>(a) Increase Pulse rate</w:t>
-      </w:r>
-    </w:p>
-    <w:p>
-      <w:pPr>
-        <w:spacing w:after="0" w:before="0"/>
-      </w:pPr>
-      <w:r>
-        <w:rPr>
-          <w:b w:val="0"/>
-          <w:sz w:val="22"/>
-        </w:rPr>
-        <w:t>(b) Decrease Pulse rate</w:t>
-      </w:r>
-    </w:p>
-    <w:p>
-      <w:pPr>
-        <w:spacing w:after="0" w:before="0"/>
-      </w:pPr>
-      <w:r>
-        <w:rPr>
-          <w:b w:val="0"/>
-          <w:sz w:val="22"/>
-        </w:rPr>
-        <w:t>(c) Decrease High BP</w:t>
-      </w:r>
-    </w:p>
-    <w:p>
-      <w:pPr>
-        <w:spacing w:after="0" w:before="0"/>
-      </w:pPr>
-      <w:r>
-        <w:rPr>
-          <w:b w:val="0"/>
-          <w:sz w:val="22"/>
-        </w:rPr>
-        <w:t>(d) Increase Low BP</w:t>
-      </w:r>
-    </w:p>
-    <w:p>
-      <w:pPr>
-        <w:spacing w:after="0" w:before="40"/>
-      </w:pPr>
-      <w:r>
-        <w:rPr>
-          <w:b/>
-          <w:sz w:val="22"/>
-        </w:rPr>
-        <w:t>Answer: c</w:t>
-      </w:r>
-    </w:p>
-    <w:p>
-      <w:pPr>
-        <w:spacing w:after="0" w:before="0"/>
-      </w:pPr>
-      <w:r>
-        <w:rPr>
-          <w:b w:val="0"/>
-          <w:sz w:val="21"/>
-        </w:rPr>
-        <w:t>Solution: Clonidine is primarily used to decrease high blood pressure (hypertension). Clonidine is a centrally acting alpha-2 adrenergic agonist that works by stimulating receptors in the brainstem, leading to a reduction in sympathetic outflow and subsequent vasodilation. This mechanism of action results in a decrease in systemic vascular resistance and blood pressure. Clonidine is often prescribed as an antihypertensive medication, particularly in cases where other agents may be ineffective or not well-tolerated. It is important to note that clonidine can also be used for other conditions, such as attention- deficit/hyperactivity disorder (ADHD), opioid withdrawal, and certain pain conditions.</w:t>
-      </w:r>
-    </w:p>
-    <w:p>
-      <w:pPr>
-        <w:spacing w:after="0" w:before="0"/>
-      </w:pPr>
-      <w:r>
-        <w:rPr>
-          <w:b w:val="0"/>
-          <w:sz w:val="20"/>
-        </w:rPr>
-        <w:t>Positive Marks: 1</w:t>
-      </w:r>
-    </w:p>
-    <w:p>
-      <w:pPr>
-        <w:spacing w:after="160" w:before="0"/>
-      </w:pPr>
-      <w:r>
-        <w:rPr>
-          <w:b w:val="0"/>
-          <w:sz w:val="20"/>
-        </w:rPr>
-        <w:t>Negative Marks: 0.25</w:t>
-      </w:r>
-    </w:p>
-    <w:p>
-      <w:pPr>
-        <w:spacing w:after="20" w:before="120"/>
-      </w:pPr>
-      <w:r>
-        <w:rPr>
-          <w:b/>
-          <w:sz w:val="22"/>
-        </w:rPr>
-        <w:t>Question: Deficiency of which vitamin causes defective bone mineralization disorder called rickets?</w:t>
-      </w:r>
-    </w:p>
-    <w:p>
-      <w:pPr>
-        <w:spacing w:after="0" w:before="0"/>
-      </w:pPr>
-      <w:r>
-        <w:rPr>
-          <w:b w:val="0"/>
-          <w:sz w:val="22"/>
-        </w:rPr>
-        <w:t>(a) Vitamin B</w:t>
-      </w:r>
-    </w:p>
-    <w:p>
-      <w:pPr>
-        <w:spacing w:after="0" w:before="0"/>
-      </w:pPr>
-      <w:r>
-        <w:rPr>
-          <w:b w:val="0"/>
-          <w:sz w:val="22"/>
-        </w:rPr>
-        <w:t>(b) Vitamin E</w:t>
-      </w:r>
-    </w:p>
-    <w:p>
-      <w:pPr>
-        <w:spacing w:after="0" w:before="0"/>
-      </w:pPr>
-      <w:r>
-        <w:rPr>
-          <w:b w:val="0"/>
-          <w:sz w:val="22"/>
-        </w:rPr>
-        <w:t>(c) Vitamin A</w:t>
-      </w:r>
-    </w:p>
-    <w:p>
-      <w:pPr>
-        <w:spacing w:after="0" w:before="0"/>
-      </w:pPr>
-      <w:r>
-        <w:rPr>
-          <w:b w:val="0"/>
-          <w:sz w:val="22"/>
-        </w:rPr>
-        <w:t>(d) Vitamin D</w:t>
-      </w:r>
-    </w:p>
-    <w:p>
-      <w:pPr>
-        <w:spacing w:after="0" w:before="40"/>
-      </w:pPr>
-      <w:r>
-        <w:rPr>
-          <w:b/>
-          <w:sz w:val="22"/>
-        </w:rPr>
-        <w:t>Answer: d</w:t>
-      </w:r>
-    </w:p>
-    <w:p>
-      <w:pPr>
-        <w:spacing w:after="0" w:before="0"/>
-      </w:pPr>
-      <w:r>
-        <w:rPr>
-          <w:b w:val="0"/>
-          <w:sz w:val="21"/>
-        </w:rPr>
-        <w:t>Solution: Rickets, a defective bone-mineralisation disorder, is caused by deficiency of vitamin D.</w:t>
-      </w:r>
-    </w:p>
-    <w:p>
-      <w:pPr>
-        <w:spacing w:after="0" w:before="0"/>
-      </w:pPr>
-      <w:r>
-        <w:rPr>
-          <w:b w:val="0"/>
-          <w:sz w:val="20"/>
-        </w:rPr>
-        <w:t>Positive Marks: 1</w:t>
-      </w:r>
-    </w:p>
-    <w:p>
-      <w:pPr>
-        <w:spacing w:after="160" w:before="0"/>
-      </w:pPr>
-      <w:r>
-        <w:rPr>
-          <w:b w:val="0"/>
-          <w:sz w:val="20"/>
-        </w:rPr>
-        <w:t>Negative Marks: 0.25</w:t>
-      </w:r>
-    </w:p>
-    <w:p>
-      <w:pPr>
-        <w:spacing w:after="20" w:before="120"/>
-      </w:pPr>
-      <w:r>
-        <w:rPr>
-          <w:b/>
-          <w:sz w:val="22"/>
-        </w:rPr>
-        <w:t>Question: Following VP (Ventriculoperitoneal) shunt surgery in an infant with hydrocephalus, how does the nurse assess for increased ICP?</w:t>
-      </w:r>
-    </w:p>
-    <w:p>
-      <w:pPr>
-        <w:spacing w:after="0" w:before="0"/>
-      </w:pPr>
-      <w:r>
-        <w:rPr>
-          <w:b w:val="0"/>
-          <w:sz w:val="22"/>
-        </w:rPr>
-        <w:t>(a) Palpate anterior fontanelle for fullness/bulging</w:t>
-      </w:r>
-    </w:p>
-    <w:p>
-      <w:pPr>
-        <w:spacing w:after="0" w:before="0"/>
-      </w:pPr>
-      <w:r>
-        <w:rPr>
-          <w:b w:val="0"/>
-          <w:sz w:val="22"/>
-        </w:rPr>
-        <w:t>(b) Assess respiratory rate</w:t>
-      </w:r>
-    </w:p>
-    <w:p>
-      <w:pPr>
-        <w:spacing w:after="0" w:before="0"/>
-      </w:pPr>
-      <w:r>
-        <w:rPr>
-          <w:b w:val="0"/>
-          <w:sz w:val="22"/>
-        </w:rPr>
-        <w:t>(c) Measure blood pressure</w:t>
-      </w:r>
-    </w:p>
-    <w:p>
-      <w:pPr>
-        <w:spacing w:after="0" w:before="0"/>
-      </w:pPr>
-      <w:r>
-        <w:rPr>
-          <w:b w:val="0"/>
-          <w:sz w:val="22"/>
-        </w:rPr>
-        <w:t>(d) Check urine output</w:t>
-      </w:r>
-    </w:p>
-    <w:p>
-      <w:pPr>
-        <w:spacing w:after="0" w:before="40"/>
-      </w:pPr>
-      <w:r>
-        <w:rPr>
-          <w:b/>
-          <w:sz w:val="22"/>
-        </w:rPr>
-        <w:t>Answer: a</w:t>
-      </w:r>
-    </w:p>
-    <w:p>
-      <w:pPr>
-        <w:spacing w:after="0" w:before="0"/>
-      </w:pPr>
-      <w:r>
-        <w:rPr>
-          <w:b w:val="0"/>
-          <w:sz w:val="21"/>
-        </w:rPr>
-        <w:t>Solution: In infants, a tense, bulging anterior fontanelle is the primary physical sign of elevated intracranial pressure (ICP).</w:t>
-      </w:r>
-    </w:p>
-    <w:p>
-      <w:pPr>
-        <w:spacing w:after="0" w:before="0"/>
-      </w:pPr>
-      <w:r>
-        <w:rPr>
-          <w:b w:val="0"/>
-          <w:sz w:val="20"/>
-        </w:rPr>
-        <w:t>Positive Marks: 1</w:t>
-      </w:r>
-    </w:p>
-    <w:p>
-      <w:pPr>
-        <w:spacing w:after="160" w:before="0"/>
-      </w:pPr>
-      <w:r>
-        <w:rPr>
-          <w:b w:val="0"/>
-          <w:sz w:val="20"/>
-        </w:rPr>
-        <w:t>Negative Marks: 0.25</w:t>
-      </w:r>
-    </w:p>
-    <w:p>
-      <w:pPr>
-        <w:spacing w:after="20" w:before="120"/>
-      </w:pPr>
-      <w:r>
-        <w:rPr>
-          <w:b/>
-          <w:sz w:val="22"/>
-        </w:rPr>
-        <w:t>Question: The earliest and most sensitive indicator of increased intracranial pressure (ICP) is:</w:t>
-      </w:r>
-    </w:p>
-    <w:p>
-      <w:pPr>
-        <w:spacing w:after="0" w:before="0"/>
-      </w:pPr>
-      <w:r>
-        <w:rPr>
-          <w:b w:val="0"/>
-          <w:sz w:val="22"/>
-        </w:rPr>
-        <w:t>(a) Vomiting</w:t>
-      </w:r>
-    </w:p>
-    <w:p>
-      <w:pPr>
-        <w:spacing w:after="0" w:before="0"/>
-      </w:pPr>
-      <w:r>
-        <w:rPr>
-          <w:b w:val="0"/>
-          <w:sz w:val="22"/>
-        </w:rPr>
-        <w:t>(b) Altered level of consciousness</w:t>
-      </w:r>
-    </w:p>
-    <w:p>
-      <w:pPr>
-        <w:spacing w:after="0" w:before="0"/>
-      </w:pPr>
-      <w:r>
-        <w:rPr>
-          <w:b w:val="0"/>
-          <w:sz w:val="22"/>
-        </w:rPr>
-        <w:t>(c) Papilloedema</w:t>
-      </w:r>
-    </w:p>
-    <w:p>
-      <w:pPr>
-        <w:spacing w:after="0" w:before="0"/>
-      </w:pPr>
-      <w:r>
-        <w:rPr>
-          <w:b w:val="0"/>
-          <w:sz w:val="22"/>
-        </w:rPr>
-        <w:t>(d) Bradycardia</w:t>
-      </w:r>
-    </w:p>
-    <w:p>
-      <w:pPr>
-        <w:spacing w:after="0" w:before="40"/>
-      </w:pPr>
-      <w:r>
-        <w:rPr>
-          <w:b/>
-          <w:sz w:val="22"/>
-        </w:rPr>
-        <w:t>Answer: b</w:t>
-      </w:r>
-    </w:p>
-    <w:p>
-      <w:pPr>
-        <w:spacing w:after="0" w:before="0"/>
-      </w:pPr>
-      <w:r>
-        <w:rPr>
-          <w:b w:val="0"/>
-          <w:sz w:val="21"/>
-        </w:rPr>
-        <w:t>Solution: A change in the level of consciousness is the earliest sign of rising intracranial pressure.</w:t>
-      </w:r>
-    </w:p>
-    <w:p>
-      <w:pPr>
-        <w:spacing w:after="0" w:before="0"/>
-      </w:pPr>
-      <w:r>
-        <w:rPr>
-          <w:b w:val="0"/>
-          <w:sz w:val="20"/>
-        </w:rPr>
-        <w:t>Positive Marks: 1</w:t>
-      </w:r>
-    </w:p>
-    <w:p>
-      <w:pPr>
-        <w:spacing w:after="160" w:before="0"/>
-      </w:pPr>
-      <w:r>
-        <w:rPr>
-          <w:b w:val="0"/>
-          <w:sz w:val="20"/>
-        </w:rPr>
-        <w:t>Negative Marks: 0.25</w:t>
-      </w:r>
-    </w:p>
-    <w:p>
-      <w:pPr>
-        <w:spacing w:after="20" w:before="120"/>
-      </w:pPr>
-      <w:r>
-        <w:rPr>
-          <w:b/>
-          <w:sz w:val="22"/>
-        </w:rPr>
-        <w:t>Question: OCD Eradication is described as?</w:t>
-      </w:r>
-    </w:p>
-    <w:p>
-      <w:pPr>
-        <w:spacing w:after="0" w:before="0"/>
-      </w:pPr>
-      <w:r>
-        <w:rPr>
-          <w:b w:val="0"/>
-          <w:sz w:val="22"/>
-        </w:rPr>
-        <w:t>(a) Adisease has controlled in a specific geographical are</w:t>
-      </w:r>
-    </w:p>
-    <w:p>
-      <w:pPr>
-        <w:spacing w:after="0" w:before="0"/>
-      </w:pPr>
-      <w:r>
-        <w:rPr>
-          <w:b w:val="0"/>
-          <w:sz w:val="22"/>
-        </w:rPr>
-        <w:t>(b) A disease is completely reduced to zero worldwide.</w:t>
-      </w:r>
-    </w:p>
-    <w:p>
-      <w:pPr>
-        <w:spacing w:after="0" w:before="0"/>
-      </w:pPr>
-      <w:r>
-        <w:rPr>
-          <w:b w:val="0"/>
-          <w:sz w:val="22"/>
-        </w:rPr>
-        <w:t>(c) A disease which is not controlling in a specific communityare</w:t>
-      </w:r>
-    </w:p>
-    <w:p>
-      <w:pPr>
-        <w:spacing w:after="0" w:before="0"/>
-      </w:pPr>
-      <w:r>
-        <w:rPr>
-          <w:b w:val="0"/>
-          <w:sz w:val="22"/>
-        </w:rPr>
-        <w:t>(d) A disease has been reduced to zero in a specific regionor geographical are</w:t>
-      </w:r>
-    </w:p>
-    <w:p>
-      <w:pPr>
-        <w:spacing w:after="0" w:before="40"/>
-      </w:pPr>
-      <w:r>
-        <w:rPr>
-          <w:b/>
-          <w:sz w:val="22"/>
-        </w:rPr>
-        <w:t>Answer: b</w:t>
-      </w:r>
-    </w:p>
-    <w:p>
-      <w:pPr>
-        <w:spacing w:after="0" w:before="0"/>
-      </w:pPr>
-      <w:r>
-        <w:rPr>
-          <w:b w:val="0"/>
-          <w:sz w:val="21"/>
-        </w:rPr>
-        <w:t>Solution: Eradication (option A) is described as a disease being completely reduced to zero worldwide. Eradication refers to the permanent elimination of a specific disease or pathogen from all populations globally. Achieving eradication requires comprehensive strategies, including effective prevention, treatment, and vaccination programs, along with surveillance and control measures. Examples of diseases that have been successfully eradicated include smallpox, which was officially declared eradicated in 1980, and rinderpest, a viral disease in animals eradicated in 2011. Eradication efforts involve collaboration between international organizations, governments, healthcare systems, and communities to ensure the complete elimination of the disease.</w:t>
-      </w:r>
-    </w:p>
-    <w:p>
-      <w:pPr>
-        <w:spacing w:after="0" w:before="0"/>
-      </w:pPr>
-      <w:r>
-        <w:rPr>
-          <w:b w:val="0"/>
-          <w:sz w:val="20"/>
-        </w:rPr>
-        <w:t>Positive Marks: 1</w:t>
-      </w:r>
-    </w:p>
-    <w:p>
-      <w:pPr>
-        <w:spacing w:after="160" w:before="0"/>
-      </w:pPr>
-      <w:r>
-        <w:rPr>
-          <w:b w:val="0"/>
-          <w:sz w:val="20"/>
-        </w:rPr>
-        <w:t>Negative Marks: 0.25</w:t>
-      </w:r>
-    </w:p>
-    <w:p>
-      <w:pPr>
-        <w:spacing w:after="20" w:before="120"/>
-      </w:pPr>
-      <w:r>
-        <w:rPr>
-          <w:b/>
-          <w:sz w:val="22"/>
-        </w:rPr>
-        <w:t>Question: Other name of cidex?</w:t>
-      </w:r>
-    </w:p>
-    <w:p>
-      <w:pPr>
-        <w:spacing w:after="0" w:before="0"/>
-      </w:pPr>
-      <w:r>
-        <w:rPr>
-          <w:b w:val="0"/>
-          <w:sz w:val="22"/>
-        </w:rPr>
-        <w:t>(a) Glutaraldehyde</w:t>
-      </w:r>
-    </w:p>
-    <w:p>
-      <w:pPr>
-        <w:spacing w:after="0" w:before="0"/>
-      </w:pPr>
-      <w:r>
-        <w:rPr>
-          <w:b w:val="0"/>
-          <w:sz w:val="22"/>
-        </w:rPr>
-        <w:t>(b) Isopropyl chloride</w:t>
-      </w:r>
-    </w:p>
-    <w:p>
-      <w:pPr>
-        <w:spacing w:after="0" w:before="0"/>
-      </w:pPr>
-      <w:r>
-        <w:rPr>
-          <w:b w:val="0"/>
-          <w:sz w:val="22"/>
-        </w:rPr>
-        <w:t>(c) Amonium chloride</w:t>
-      </w:r>
-    </w:p>
-    <w:p>
-      <w:pPr>
-        <w:spacing w:after="0" w:before="0"/>
-      </w:pPr>
-      <w:r>
-        <w:rPr>
-          <w:b w:val="0"/>
-          <w:sz w:val="22"/>
-        </w:rPr>
-        <w:t>(d) Formaldehyde</w:t>
-      </w:r>
-    </w:p>
-    <w:p>
-      <w:pPr>
-        <w:spacing w:after="0" w:before="40"/>
-      </w:pPr>
-      <w:r>
-        <w:rPr>
-          <w:b/>
-          <w:sz w:val="22"/>
-        </w:rPr>
-        <w:t>Answer: a</w:t>
-      </w:r>
-    </w:p>
-    <w:p>
-      <w:pPr>
-        <w:spacing w:after="0" w:before="0"/>
-      </w:pPr>
-      <w:r>
-        <w:rPr>
-          <w:b w:val="0"/>
-          <w:sz w:val="21"/>
-        </w:rPr>
-        <w:t>Solution: Cidex is the proprietary name of glutaraldehyde, a high-level disinfectant/cold sterilant.</w:t>
-      </w:r>
-    </w:p>
-    <w:p>
-      <w:pPr>
-        <w:spacing w:after="0" w:before="0"/>
-      </w:pPr>
-      <w:r>
-        <w:rPr>
-          <w:b w:val="0"/>
-          <w:sz w:val="20"/>
-        </w:rPr>
-        <w:t>Positive Marks: 1</w:t>
-      </w:r>
-    </w:p>
-    <w:p>
-      <w:pPr>
-        <w:spacing w:after="160" w:before="0"/>
-      </w:pPr>
-      <w:r>
-        <w:rPr>
-          <w:b w:val="0"/>
-          <w:sz w:val="20"/>
-        </w:rPr>
-        <w:t>Negative Marks: 0.25</w:t>
-      </w:r>
-    </w:p>
-    <w:p>
-      <w:pPr>
-        <w:spacing w:after="20" w:before="120"/>
-      </w:pPr>
-      <w:r>
-        <w:rPr>
-          <w:b/>
-          <w:sz w:val="22"/>
-        </w:rPr>
-        <w:t>Question: Vaccine that can be freeze and still it does not lose its potency</w:t>
-      </w:r>
-    </w:p>
-    <w:p>
-      <w:pPr>
-        <w:spacing w:after="0" w:before="0"/>
-      </w:pPr>
-      <w:r>
-        <w:rPr>
-          <w:b w:val="0"/>
-          <w:sz w:val="22"/>
-        </w:rPr>
-        <w:t>(a) MMR</w:t>
-      </w:r>
-    </w:p>
-    <w:p>
-      <w:pPr>
-        <w:spacing w:after="0" w:before="0"/>
-      </w:pPr>
-      <w:r>
-        <w:rPr>
-          <w:b w:val="0"/>
-          <w:sz w:val="22"/>
-        </w:rPr>
-        <w:t>(b) DPT</w:t>
-      </w:r>
-    </w:p>
-    <w:p>
-      <w:pPr>
-        <w:spacing w:after="0" w:before="0"/>
-      </w:pPr>
-      <w:r>
-        <w:rPr>
-          <w:b w:val="0"/>
-          <w:sz w:val="22"/>
-        </w:rPr>
-        <w:t>(c) TT</w:t>
-      </w:r>
-    </w:p>
-    <w:p>
-      <w:pPr>
-        <w:spacing w:after="0" w:before="0"/>
-      </w:pPr>
-      <w:r>
-        <w:rPr>
-          <w:b w:val="0"/>
-          <w:sz w:val="22"/>
-        </w:rPr>
-        <w:t>(d) OPV</w:t>
-      </w:r>
-    </w:p>
-    <w:p>
-      <w:pPr>
-        <w:spacing w:after="0" w:before="40"/>
-      </w:pPr>
-      <w:r>
-        <w:rPr>
-          <w:b/>
-          <w:sz w:val="22"/>
-        </w:rPr>
-        <w:t>Answer: a</w:t>
-      </w:r>
-    </w:p>
-    <w:p>
-      <w:pPr>
-        <w:spacing w:after="0" w:before="0"/>
-      </w:pPr>
-      <w:r>
-        <w:rPr>
-          <w:b w:val="0"/>
-          <w:sz w:val="21"/>
-        </w:rPr>
-        <w:t>Solution: MMR is a freeze-dried vaccine that can be frozen without losing potency.</w:t>
-      </w:r>
-    </w:p>
-    <w:p>
-      <w:pPr>
-        <w:spacing w:after="0" w:before="0"/>
-      </w:pPr>
-      <w:r>
-        <w:rPr>
-          <w:b w:val="0"/>
-          <w:sz w:val="20"/>
-        </w:rPr>
-        <w:t>Positive Marks: 1</w:t>
-      </w:r>
-    </w:p>
-    <w:p>
-      <w:pPr>
-        <w:spacing w:after="160" w:before="0"/>
-      </w:pPr>
-      <w:r>
-        <w:rPr>
-          <w:b w:val="0"/>
-          <w:sz w:val="20"/>
-        </w:rPr>
-        <w:t>Negative Marks: 0.25</w:t>
-      </w:r>
-    </w:p>
-    <w:p>
-      <w:pPr>
-        <w:spacing w:after="20" w:before="120"/>
-      </w:pPr>
-      <w:r>
-        <w:rPr>
-          <w:b/>
-          <w:sz w:val="22"/>
-        </w:rPr>
-        <w:t>Question: In the emergency department, during CPR of a neonate, the on-duty nurse is unable to access a venous site. What is the priority next action?</w:t>
-      </w:r>
-    </w:p>
-    <w:p>
-      <w:pPr>
-        <w:spacing w:after="0" w:before="0"/>
-      </w:pPr>
-      <w:r>
-        <w:rPr>
-          <w:b w:val="0"/>
-          <w:sz w:val="22"/>
-        </w:rPr>
-        <w:t>(a) Plan for a central line</w:t>
-      </w:r>
-    </w:p>
-    <w:p>
-      <w:pPr>
-        <w:spacing w:after="0" w:before="0"/>
-      </w:pPr>
-      <w:r>
-        <w:rPr>
-          <w:b w:val="0"/>
-          <w:sz w:val="22"/>
-        </w:rPr>
-        <w:t>(b) Direct injection into an artery</w:t>
-      </w:r>
-    </w:p>
-    <w:p>
-      <w:pPr>
-        <w:spacing w:after="0" w:before="0"/>
-      </w:pPr>
-      <w:r>
-        <w:rPr>
-          <w:b w:val="0"/>
-          <w:sz w:val="22"/>
-        </w:rPr>
-        <w:t>(c) Direct injection into the intraosseous space of the tibia</w:t>
-      </w:r>
-    </w:p>
-    <w:p>
-      <w:pPr>
-        <w:spacing w:after="0" w:before="0"/>
-      </w:pPr>
-      <w:r>
-        <w:rPr>
-          <w:b w:val="0"/>
-          <w:sz w:val="22"/>
-        </w:rPr>
-        <w:t>(d) Cut down and inject directly</w:t>
-      </w:r>
-    </w:p>
-    <w:p>
-      <w:pPr>
-        <w:spacing w:after="0" w:before="40"/>
-      </w:pPr>
-      <w:r>
-        <w:rPr>
-          <w:b/>
-          <w:sz w:val="22"/>
-        </w:rPr>
-        <w:t>Answer: c</w:t>
-      </w:r>
-    </w:p>
-    <w:p>
-      <w:pPr>
-        <w:spacing w:after="0" w:before="0"/>
-      </w:pPr>
-      <w:r>
-        <w:rPr>
-          <w:b w:val="0"/>
-          <w:sz w:val="21"/>
-        </w:rPr>
-        <w:t>Solution: If venous access cannot be established within 90 seconds (3 attempts) during neonatal resuscitation, intraosseous (IO) access is the preferred alternative route for drugs and fluids.</w:t>
-      </w:r>
-    </w:p>
-    <w:p>
-      <w:pPr>
-        <w:spacing w:after="0" w:before="0"/>
-      </w:pPr>
-      <w:r>
-        <w:rPr>
-          <w:b w:val="0"/>
-          <w:sz w:val="20"/>
-        </w:rPr>
-        <w:t>Positive Marks: 1</w:t>
-      </w:r>
-    </w:p>
-    <w:p>
-      <w:pPr>
-        <w:spacing w:after="160" w:before="0"/>
-      </w:pPr>
-      <w:r>
-        <w:rPr>
-          <w:b w:val="0"/>
-          <w:sz w:val="20"/>
-        </w:rPr>
-        <w:t>Negative Marks: 0.25</w:t>
-      </w:r>
-    </w:p>
-    <w:p>
-      <w:pPr>
-        <w:spacing w:after="20" w:before="120"/>
-      </w:pPr>
-      <w:r>
-        <w:rPr>
-          <w:b/>
-          <w:sz w:val="22"/>
-        </w:rPr>
-        <w:t>Question: The earliest sign of hypovolaemic shock is:</w:t>
-      </w:r>
-    </w:p>
-    <w:p>
-      <w:pPr>
-        <w:spacing w:after="0" w:before="0"/>
-      </w:pPr>
-      <w:r>
-        <w:rPr>
-          <w:b w:val="0"/>
-          <w:sz w:val="22"/>
-        </w:rPr>
-        <w:t>(a) Oliguria</w:t>
-      </w:r>
-    </w:p>
-    <w:p>
-      <w:pPr>
-        <w:spacing w:after="0" w:before="0"/>
-      </w:pPr>
-      <w:r>
-        <w:rPr>
-          <w:b w:val="0"/>
-          <w:sz w:val="22"/>
-        </w:rPr>
-        <w:t>(b) Tachycardia</w:t>
-      </w:r>
-    </w:p>
-    <w:p>
-      <w:pPr>
-        <w:spacing w:after="0" w:before="0"/>
-      </w:pPr>
-      <w:r>
-        <w:rPr>
-          <w:b w:val="0"/>
-          <w:sz w:val="22"/>
-        </w:rPr>
-        <w:t>(c) Cyanosis</w:t>
-      </w:r>
-    </w:p>
-    <w:p>
-      <w:pPr>
-        <w:spacing w:after="0" w:before="0"/>
-      </w:pPr>
-      <w:r>
-        <w:rPr>
-          <w:b w:val="0"/>
-          <w:sz w:val="22"/>
-        </w:rPr>
-        <w:t>(d) Falling blood pressure</w:t>
-      </w:r>
-    </w:p>
-    <w:p>
-      <w:pPr>
-        <w:spacing w:after="0" w:before="40"/>
-      </w:pPr>
-      <w:r>
-        <w:rPr>
-          <w:b/>
-          <w:sz w:val="22"/>
-        </w:rPr>
-        <w:t>Answer: b</w:t>
-      </w:r>
-    </w:p>
-    <w:p>
-      <w:pPr>
-        <w:spacing w:after="0" w:before="0"/>
-      </w:pPr>
-      <w:r>
-        <w:rPr>
-          <w:b w:val="0"/>
-          <w:sz w:val="21"/>
-        </w:rPr>
-        <w:t>Solution: Tachycardia is an early compensatory sign of hypovolaemia; hypotension appears later.</w:t>
-      </w:r>
-    </w:p>
-    <w:p>
-      <w:pPr>
-        <w:spacing w:after="0" w:before="0"/>
-      </w:pPr>
-      <w:r>
-        <w:rPr>
-          <w:b w:val="0"/>
-          <w:sz w:val="20"/>
-        </w:rPr>
-        <w:t>Positive Marks: 1</w:t>
-      </w:r>
-    </w:p>
-    <w:p>
-      <w:pPr>
-        <w:spacing w:after="160" w:before="0"/>
-      </w:pPr>
-      <w:r>
-        <w:rPr>
-          <w:b w:val="0"/>
-          <w:sz w:val="20"/>
-        </w:rPr>
-        <w:t>Negative Marks: 0.25</w:t>
-      </w:r>
-    </w:p>
-    <w:p>
-      <w:pPr>
-        <w:spacing w:after="20" w:before="120"/>
-      </w:pPr>
-      <w:r>
-        <w:rPr>
-          <w:b/>
-          <w:sz w:val="22"/>
-        </w:rPr>
-        <w:t>Question: A nursing officer administering medicines to a patient which includes drug A available in 100 mg/ml and desired dose is 50 mg, drug B available in 100 mg/2 ml and desired dose is 25 mg and drug C available in 0.2 mg/ml and desired dose is 0.3 mg. how much total ml to be administer the patient?</w:t>
-      </w:r>
-    </w:p>
-    <w:p>
-      <w:pPr>
-        <w:spacing w:after="0" w:before="0"/>
-      </w:pPr>
-      <w:r>
-        <w:rPr>
-          <w:b w:val="0"/>
-          <w:sz w:val="22"/>
-        </w:rPr>
-        <w:t>(a) 1.5ml</w:t>
-      </w:r>
-    </w:p>
-    <w:p>
-      <w:pPr>
-        <w:spacing w:after="0" w:before="0"/>
-      </w:pPr>
-      <w:r>
-        <w:rPr>
-          <w:b w:val="0"/>
-          <w:sz w:val="22"/>
-        </w:rPr>
-        <w:t>(b) 2ml</w:t>
-      </w:r>
-    </w:p>
-    <w:p>
-      <w:pPr>
-        <w:spacing w:after="0" w:before="0"/>
-      </w:pPr>
-      <w:r>
-        <w:rPr>
-          <w:b w:val="0"/>
-          <w:sz w:val="22"/>
-        </w:rPr>
-        <w:t>(c) 2.5 ml</w:t>
-      </w:r>
-    </w:p>
-    <w:p>
-      <w:pPr>
-        <w:spacing w:after="0" w:before="0"/>
-      </w:pPr>
-      <w:r>
-        <w:rPr>
-          <w:b w:val="0"/>
-          <w:sz w:val="22"/>
-        </w:rPr>
-        <w:t>(d) 3 ml</w:t>
-      </w:r>
-    </w:p>
-    <w:p>
-      <w:pPr>
-        <w:spacing w:after="0" w:before="40"/>
-      </w:pPr>
-      <w:r>
-        <w:rPr>
-          <w:b/>
-          <w:sz w:val="22"/>
-        </w:rPr>
-        <w:t>Answer: c</w:t>
-      </w:r>
-    </w:p>
-    <w:p>
-      <w:pPr>
-        <w:spacing w:after="0" w:before="0"/>
-      </w:pPr>
-      <w:r>
-        <w:rPr>
-          <w:b w:val="0"/>
-          <w:sz w:val="21"/>
-        </w:rPr>
-        <w:t>Solution: To calculate the total volume of medication to be administered, we need to determine the volume of each drug needed and add them together. For drug A, with a concentration of 100 mg/ml and a desired dose of 50 mg, we would need 0.5 ml. For drug B, with a concentration of 100 mg/2 ml and a desired dose of 25 mg, we would need 0.5 ml. For drug C, with a concentration of 0.2 mg/ml and a desired dose of 0.3 mg, we would need 1.5 ml. Adding these volumes together, the total ml to be administered to the patient is 2.5 ml (option C).</w:t>
-      </w:r>
-    </w:p>
-    <w:p>
-      <w:pPr>
-        <w:spacing w:after="0" w:before="0"/>
-      </w:pPr>
-      <w:r>
-        <w:rPr>
-          <w:b w:val="0"/>
-          <w:sz w:val="20"/>
-        </w:rPr>
-        <w:t>Positive Marks: 1</w:t>
-      </w:r>
-    </w:p>
-    <w:p>
-      <w:pPr>
-        <w:spacing w:after="160" w:before="0"/>
-      </w:pPr>
-      <w:r>
-        <w:rPr>
-          <w:b w:val="0"/>
-          <w:sz w:val="20"/>
-        </w:rPr>
-        <w:t>Negative Marks: 0.25</w:t>
-      </w:r>
-    </w:p>
-    <w:p>
-      <w:pPr>
-        <w:spacing w:after="20" w:before="120"/>
-      </w:pPr>
-      <w:r>
-        <w:rPr>
-          <w:b/>
-          <w:sz w:val="22"/>
-        </w:rPr>
-        <w:t>Question: Obstructed labour also known as?</w:t>
-      </w:r>
-    </w:p>
-    <w:p>
-      <w:pPr>
-        <w:spacing w:after="0" w:before="0"/>
-      </w:pPr>
-      <w:r>
-        <w:rPr>
-          <w:b w:val="0"/>
-          <w:sz w:val="22"/>
-        </w:rPr>
-        <w:t>(a) Atocia</w:t>
-      </w:r>
-    </w:p>
-    <w:p>
-      <w:pPr>
-        <w:spacing w:after="0" w:before="0"/>
-      </w:pPr>
-      <w:r>
-        <w:rPr>
-          <w:b w:val="0"/>
-          <w:sz w:val="22"/>
-        </w:rPr>
-        <w:t>(b) Prolonged labour</w:t>
-      </w:r>
-    </w:p>
-    <w:p>
-      <w:pPr>
-        <w:spacing w:after="0" w:before="0"/>
-      </w:pPr>
-      <w:r>
-        <w:rPr>
-          <w:b w:val="0"/>
-          <w:sz w:val="22"/>
-        </w:rPr>
-        <w:t>(c) Precipited labour</w:t>
-      </w:r>
-    </w:p>
-    <w:p>
-      <w:pPr>
-        <w:spacing w:after="0" w:before="0"/>
-      </w:pPr>
-      <w:r>
-        <w:rPr>
-          <w:b w:val="0"/>
-          <w:sz w:val="22"/>
-        </w:rPr>
-        <w:t>(d) Dystocia</w:t>
-      </w:r>
-    </w:p>
-    <w:p>
-      <w:pPr>
-        <w:spacing w:after="0" w:before="40"/>
-      </w:pPr>
-      <w:r>
-        <w:rPr>
-          <w:b/>
-          <w:sz w:val="22"/>
-        </w:rPr>
-        <w:t>Answer: d</w:t>
-      </w:r>
-    </w:p>
-    <w:p>
-      <w:pPr>
-        <w:spacing w:after="0" w:before="0"/>
-      </w:pPr>
-      <w:r>
-        <w:rPr>
-          <w:b w:val="0"/>
-          <w:sz w:val="21"/>
-        </w:rPr>
-        <w:t>Solution: Obstructed labour is also called dystocia - failure of the presenting part to descend despite strong uterine contractions.</w:t>
-      </w:r>
-    </w:p>
-    <w:p>
-      <w:pPr>
-        <w:spacing w:after="0" w:before="0"/>
-      </w:pPr>
-      <w:r>
-        <w:rPr>
-          <w:b w:val="0"/>
-          <w:sz w:val="20"/>
-        </w:rPr>
-        <w:t>Positive Marks: 1</w:t>
-      </w:r>
-    </w:p>
-    <w:p>
-      <w:pPr>
-        <w:spacing w:after="160" w:before="0"/>
-      </w:pPr>
-      <w:r>
-        <w:rPr>
-          <w:b w:val="0"/>
-          <w:sz w:val="20"/>
-        </w:rPr>
-        <w:t>Negative Marks: 0.25</w:t>
+      <w:r>
+        <w:t xml:space="preserve">Question: The functional unit of the kidney is the</w:t>
+      </w:r>
+    </w:p>
+    <w:p>
+      <w:r>
+        <w:t xml:space="preserve">(a) Neuron</w:t>
+      </w:r>
+    </w:p>
+    <w:p>
+      <w:r>
+        <w:t xml:space="preserve">(b) Alveolus</w:t>
+      </w:r>
+    </w:p>
+    <w:p>
+      <w:r>
+        <w:t xml:space="preserve">(c) Nephron</w:t>
+      </w:r>
+    </w:p>
+    <w:p>
+      <w:r>
+        <w:t xml:space="preserve">(d) Hepatocyte</w:t>
+      </w:r>
+    </w:p>
+    <w:p>
+      <w:r>
+        <w:t xml:space="preserve">Answer: c</w:t>
+      </w:r>
+    </w:p>
+    <w:p>
+      <w:r>
+        <w:t xml:space="preserve">Solution: ✅ Correct Answer: c</w:t>
+      </w:r>
+    </w:p>
+    <w:p>
+      <w:r>
+        <w:t xml:space="preserve">🧠 Clinical Rationale: Each kidney contains about one million nephrons — each a glomerulus, Bowman's capsule, and tubules — that filter blood and form urine. The nephron is therefore the smallest unit that performs all kidney functions.</w:t>
+      </w:r>
+    </w:p>
+    <w:p>
+      <w:r>
+        <w:t xml:space="preserve">❌ Why Not Other Options?</w:t>
+      </w:r>
+    </w:p>
+    <w:p>
+      <w:r>
+        <w:t xml:space="preserve">(a) — A neuron is the functional unit of the nervous system, not the kidney.</w:t>
+      </w:r>
+    </w:p>
+    <w:p>
+      <w:r>
+        <w:t xml:space="preserve">(b) — An alveolus is the gas-exchange unit of the lung.</w:t>
+      </w:r>
+    </w:p>
+    <w:p>
+      <w:r>
+        <w:t xml:space="preserve">(d) — A hepatocyte is the functional cell of the liver.</w:t>
+      </w:r>
+    </w:p>
+    <w:p>
+      <w:r>
+        <w:t xml:space="preserve">⚠️ Exam Trap: "Functional unit" questions mix organs deliberately — nephron (kidney), neuron (nerve), alveolus (lung), sarcomere (muscle). Match the unit to the organ, not to the word that sounds medical.</w:t>
+      </w:r>
+    </w:p>
+    <w:p>
+      <w:r>
+        <w:t xml:space="preserve">💎 PNC Pearl: "Functional unit of kidney = nephron; kidney makes urine because of nephrons."</w:t>
+      </w:r>
+    </w:p>
+    <w:p>
+      <w:r>
+        <w:t xml:space="preserve">📌 Concept Extension: A nephron = glomerulus (filtration) + Bowman's capsule + PCT, loop of Henle, DCT (reabsorption/secretion). Glomerular filtration rate (GFR) ~125 mL/min is the nephron-level performance marker.</w:t>
+      </w:r>
+    </w:p>
+    <w:p>
+      <w:r>
+        <w:t xml:space="preserve">Positive Marks: 1</w:t>
+      </w:r>
+    </w:p>
+    <w:p>
+      <w:r>
+        <w:t xml:space="preserve">Negative Marks: 0.25</w:t>
+      </w:r>
+    </w:p>
+    <w:p>
+      <w:r>
+        <w:t xml:space="preserve"/>
+      </w:r>
+    </w:p>
+    <w:p>
+      <w:r>
+        <w:t xml:space="preserve">Question: Which site gives the most accurate measurement of core body temperature?</w:t>
+      </w:r>
+    </w:p>
+    <w:p>
+      <w:r>
+        <w:t xml:space="preserve">(a) Axillary</w:t>
+      </w:r>
+    </w:p>
+    <w:p>
+      <w:r>
+        <w:t xml:space="preserve">(b) Rectal</w:t>
+      </w:r>
+    </w:p>
+    <w:p>
+      <w:r>
+        <w:t xml:space="preserve">(c) Oral</w:t>
+      </w:r>
+    </w:p>
+    <w:p>
+      <w:r>
+        <w:t xml:space="preserve">(d) Skin</w:t>
+      </w:r>
+    </w:p>
+    <w:p>
+      <w:r>
+        <w:t xml:space="preserve">Answer: b</w:t>
+      </w:r>
+    </w:p>
+    <w:p>
+      <w:r>
+        <w:t xml:space="preserve">Solution: ✅ Correct Answer: b</w:t>
+      </w:r>
+    </w:p>
+    <w:p>
+      <w:r>
+        <w:t xml:space="preserve">🧠 Clinical Rationale: The rectum is a closed cavity close to the body's core with no environmental exposure, so rectal temperature most faithfully reflects core temperature — the clinical gold standard.</w:t>
+      </w:r>
+    </w:p>
+    <w:p>
+      <w:r>
+        <w:t xml:space="preserve">❌ Why Not Other Options?</w:t>
+      </w:r>
+    </w:p>
+    <w:p>
+      <w:r>
+        <w:t xml:space="preserve">(a) — Axillary temperature runs about 0.5°C lower and is influenced by sweating and air exposure.</w:t>
+      </w:r>
+    </w:p>
+    <w:p>
+      <w:r>
+        <w:t xml:space="preserve">(c) — Oral is convenient but distorted by hot/cold drinks, mouth breathing, and smoking.</w:t>
+      </w:r>
+    </w:p>
+    <w:p>
+      <w:r>
+        <w:t xml:space="preserve">(d) — Skin temperature is the least reliable because the skin is the body's cooling surface.</w:t>
+      </w:r>
+    </w:p>
+    <w:p>
+      <w:r>
+        <w:t xml:space="preserve">⚠️ Exam Trap: Accuracy order "rectal &gt; oral &gt; axillary" is frequently tested; also remember rectal is avoided after rectal surgery, in diarrhea, and in neutropenic patients.</w:t>
+      </w:r>
+    </w:p>
+    <w:p>
+      <w:r>
+        <w:t xml:space="preserve">💎 PNC Pearl: "Rectal = gold standard, axillary = least accurate; accuracy drops as you move away from the core."</w:t>
+      </w:r>
+    </w:p>
+    <w:p>
+      <w:r>
+        <w:t xml:space="preserve">Positive Marks: 1</w:t>
+      </w:r>
+    </w:p>
+    <w:p>
+      <w:r>
+        <w:t xml:space="preserve">Negative Marks: 0.25</w:t>
+      </w:r>
+    </w:p>
+    <w:p>
+      <w:r>
+        <w:t xml:space="preserve"/>
+      </w:r>
+    </w:p>
+    <w:p>
+      <w:r>
+        <w:t xml:space="preserve">Question: A patient with gastroesophageal reflux disease (GERD) should be advised to</w:t>
+      </w:r>
+    </w:p>
+    <w:p>
+      <w:r>
+        <w:t xml:space="preserve">(a) Lie flat immediately after meals</w:t>
+      </w:r>
+    </w:p>
+    <w:p>
+      <w:r>
+        <w:t xml:space="preserve">(b) Eat large, heavy meals</w:t>
+      </w:r>
+    </w:p>
+    <w:p>
+      <w:r>
+        <w:t xml:space="preserve">(c) Avoid lying down for 2-3 hours after meals</w:t>
+      </w:r>
+    </w:p>
+    <w:p>
+      <w:r>
+        <w:t xml:space="preserve">(d) Drink hot tea at bedtime</w:t>
+      </w:r>
+    </w:p>
+    <w:p>
+      <w:r>
+        <w:t xml:space="preserve">Answer: c</w:t>
+      </w:r>
+    </w:p>
+    <w:p>
+      <w:r>
+        <w:t xml:space="preserve">Solution: ✅ Correct Answer: c</w:t>
+      </w:r>
+    </w:p>
+    <w:p>
+      <w:r>
+        <w:t xml:space="preserve">🧠 Clinical Rationale: Staying upright for 2-3 hours after meals lets gravity keep gastric acid in the stomach, and elevating the head of the bed (6-8 inches) further reduces nighttime reflux.</w:t>
+      </w:r>
+    </w:p>
+    <w:p>
+      <w:r>
+        <w:t xml:space="preserve">❌ Why Not Other Options?</w:t>
+      </w:r>
+    </w:p>
+    <w:p>
+      <w:r>
+        <w:t xml:space="preserve">(a) — Lying flat after meals removes the gravitational barrier and provokes reflux.</w:t>
+      </w:r>
+    </w:p>
+    <w:p>
+      <w:r>
+        <w:t xml:space="preserve">(b) — Large meals distend the stomach and raise intragastric pressure, pushing acid upward.</w:t>
+      </w:r>
+    </w:p>
+    <w:p>
+      <w:r>
+        <w:t xml:space="preserve">(d) — Bedtime drinks, especially hot tea (caffeine), relax the LES and increase acid secretion.</w:t>
+      </w:r>
+    </w:p>
+    <w:p>
+      <w:r>
+        <w:t xml:space="preserve">⚠️ Exam Trap: GERD teaching pairs two actions — upright after meals AND head-of-bed elevation; questions may test either one. Caffeine, alcohol, smoking, and tight clothing all worsen reflux.</w:t>
+      </w:r>
+    </w:p>
+    <w:p>
+      <w:r>
+        <w:t xml:space="preserve">💎 PNC Pearl: "Small meals, upright 2-3 hours, head raised 6-8 inches — gravity is the cheapest GERD medicine."</w:t>
+      </w:r>
+    </w:p>
+    <w:p>
+      <w:r>
+        <w:t xml:space="preserve">Positive Marks: 1</w:t>
+      </w:r>
+    </w:p>
+    <w:p>
+      <w:r>
+        <w:t xml:space="preserve">Negative Marks: 0.25</w:t>
+      </w:r>
+    </w:p>
+    <w:p>
+      <w:r>
+        <w:t xml:space="preserve"/>
+      </w:r>
+    </w:p>
+    <w:p>
+      <w:r>
+        <w:t xml:space="preserve">Question: The normal fetal heart rate range during labor is</w:t>
+      </w:r>
+    </w:p>
+    <w:p>
+      <w:r>
+        <w:t xml:space="preserve">(a) 60-80 beats per minute</w:t>
+      </w:r>
+    </w:p>
+    <w:p>
+      <w:r>
+        <w:t xml:space="preserve">(b) 110-160 beats per minute</w:t>
+      </w:r>
+    </w:p>
+    <w:p>
+      <w:r>
+        <w:t xml:space="preserve">(c) 180-200 beats per minute</w:t>
+      </w:r>
+    </w:p>
+    <w:p>
+      <w:r>
+        <w:t xml:space="preserve">(d) 90-100 beats per minute</w:t>
+      </w:r>
+    </w:p>
+    <w:p>
+      <w:r>
+        <w:t xml:space="preserve">Answer: b</w:t>
+      </w:r>
+    </w:p>
+    <w:p>
+      <w:r>
+        <w:t xml:space="preserve">Solution: ✅ Correct Answer: b</w:t>
+      </w:r>
+    </w:p>
+    <w:p>
+      <w:r>
+        <w:t xml:space="preserve">🧠 Clinical Rationale: The fetal heart is normally 110-160 bpm at baseline — faster than an adult heart because of the fetus's higher metabolic rate and rapid growth demands.</w:t>
+      </w:r>
+    </w:p>
+    <w:p>
+      <w:r>
+        <w:t xml:space="preserve">❌ Why Not Other Options?</w:t>
+      </w:r>
+    </w:p>
+    <w:p>
+      <w:r>
+        <w:t xml:space="preserve">(a) — 60-80 bpm is an adult resting heart rate, dangerously slow (bradycardic) for a fetus.</w:t>
+      </w:r>
+    </w:p>
+    <w:p>
+      <w:r>
+        <w:t xml:space="preserve">(c) — 180-200 bpm is sustained tachycardia needing immediate evaluation (fever, infection, hypoxia).</w:t>
+      </w:r>
+    </w:p>
+    <w:p>
+      <w:r>
+        <w:t xml:space="preserve">(d) — 90-100 bpm is below the lower limit of 110 and signals possible late fetal compromise.</w:t>
+      </w:r>
+    </w:p>
+    <w:p>
+      <w:r>
+        <w:t xml:space="preserve">⚠️ Exam Trap: "110-160" is one of the most repeated obstetric numbers; don't anchor on the adult range 60-100. Sustained tachycardia &gt;160 or bradycardia &lt;110 both warrant assessment.</w:t>
+      </w:r>
+    </w:p>
+    <w:p>
+      <w:r>
+        <w:t xml:space="preserve">💎 PNC Pearl: "Fetal heart = 110-160; adult heart = 60-100. The fetus is always faster."</w:t>
+      </w:r>
+    </w:p>
+    <w:p>
+      <w:r>
+        <w:t xml:space="preserve">Positive Marks: 1</w:t>
+      </w:r>
+    </w:p>
+    <w:p>
+      <w:r>
+        <w:t xml:space="preserve">Negative Marks: 0.25</w:t>
+      </w:r>
+    </w:p>
+    <w:p>
+      <w:r>
+        <w:t xml:space="preserve"/>
+      </w:r>
+    </w:p>
+    <w:p>
+      <w:r>
+        <w:t xml:space="preserve">Question: According to IMNCI, a child with severe dehydration who is lethargic should receive</w:t>
+      </w:r>
+    </w:p>
+    <w:p>
+      <w:r>
+        <w:t xml:space="preserve">(a) Plan A: home fluids and food</w:t>
+      </w:r>
+    </w:p>
+    <w:p>
+      <w:r>
+        <w:t xml:space="preserve">(b) Plan B: ORS at the facility</w:t>
+      </w:r>
+    </w:p>
+    <w:p>
+      <w:r>
+        <w:t xml:space="preserve">(c) Plan C: rapid IV fluids</w:t>
+      </w:r>
+    </w:p>
+    <w:p>
+      <w:r>
+        <w:t xml:space="preserve">(d) No fluids for 12 hours</w:t>
+      </w:r>
+    </w:p>
+    <w:p>
+      <w:r>
+        <w:t xml:space="preserve">Answer: c</w:t>
+      </w:r>
+    </w:p>
+    <w:p>
+      <w:r>
+        <w:t xml:space="preserve">Solution: ✅ Correct Answer: c</w:t>
+      </w:r>
+    </w:p>
+    <w:p>
+      <w:r>
+        <w:t xml:space="preserve">🧠 Clinical Rationale: A lethargic child with severe dehydration is in (or near) shock — the gut cannot absorb ORS fast enough, so rapid IV fluids (Ringer's lactate/NS, 100 mL/kg) are required to restore circulating volume immediately.</w:t>
+      </w:r>
+    </w:p>
+    <w:p>
+      <w:r>
+        <w:t xml:space="preserve">❌ Why Not Other Options?</w:t>
+      </w:r>
+    </w:p>
+    <w:p>
+      <w:r>
+        <w:t xml:space="preserve">(a) — Plan A is only for children with NO dehydration, managed at home.</w:t>
+      </w:r>
+    </w:p>
+    <w:p>
+      <w:r>
+        <w:t xml:space="preserve">(b) — Plan B (facility ORS) is for SOME dehydration where the child can still drink.</w:t>
+      </w:r>
+    </w:p>
+    <w:p>
+      <w:r>
+        <w:t xml:space="preserve">(d) — Withholding fluids in severe dehydration is fatal; even when IV is unavailable, NG rehydration is used.</w:t>
+      </w:r>
+    </w:p>
+    <w:p>
+      <w:r>
+        <w:t xml:space="preserve">⚠️ Exam Trap: The deciding features for Plan C are lethargy/unconsciousness, inability to drink, or shock — not just "sunken eyes." A child who cannot drink cannot be managed with ORS alone.</w:t>
+      </w:r>
+    </w:p>
+    <w:p>
+      <w:r>
+        <w:t xml:space="preserve">💎 PNC Pearl: "IMNCI plans: A = home, B = facility ORS, C = IV. Lethargic + sunken eyes + slow skin pinch = Plan C."</w:t>
+      </w:r>
+    </w:p>
+    <w:p>
+      <w:r>
+        <w:t xml:space="preserve">Positive Marks: 1</w:t>
+      </w:r>
+    </w:p>
+    <w:p>
+      <w:r>
+        <w:t xml:space="preserve">Negative Marks: 0.25</w:t>
+      </w:r>
+    </w:p>
+    <w:p>
+      <w:r>
+        <w:t xml:space="preserve"/>
+      </w:r>
+    </w:p>
+    <w:p>
+      <w:r>
+        <w:t xml:space="preserve">Question: Electroconvulsive therapy (ECT) is most commonly indicated for</w:t>
+      </w:r>
+    </w:p>
+    <w:p>
+      <w:r>
+        <w:t xml:space="preserve">(a) Mild generalized anxiety disorder</w:t>
+      </w:r>
+    </w:p>
+    <w:p>
+      <w:r>
+        <w:t xml:space="preserve">(b) Severe depression with suicidal risk</w:t>
+      </w:r>
+    </w:p>
+    <w:p>
+      <w:r>
+        <w:t xml:space="preserve">(c) Simple phobia</w:t>
+      </w:r>
+    </w:p>
+    <w:p>
+      <w:r>
+        <w:t xml:space="preserve">(d) Antisocial personality disorder</w:t>
+      </w:r>
+    </w:p>
+    <w:p>
+      <w:r>
+        <w:t xml:space="preserve">Answer: b</w:t>
+      </w:r>
+    </w:p>
+    <w:p>
+      <w:r>
+        <w:t xml:space="preserve">Solution: ✅ Correct Answer: b</w:t>
+      </w:r>
+    </w:p>
+    <w:p>
+      <w:r>
+        <w:t xml:space="preserve">🧠 Clinical Rationale: ECT is the fastest-acting treatment for severe, life-threatening depression — especially with psychosis, catatonia, or acute suicide risk — when drugs are too slow or have failed.</w:t>
+      </w:r>
+    </w:p>
+    <w:p>
+      <w:r>
+        <w:t xml:space="preserve">❌ Why Not Other Options?</w:t>
+      </w:r>
+    </w:p>
+    <w:p>
+      <w:r>
+        <w:t xml:space="preserve">(a) — Mild anxiety is managed with psychotherapy, relaxation, and SSRIs; ECT is never first-line.</w:t>
+      </w:r>
+    </w:p>
+    <w:p>
+      <w:r>
+        <w:t xml:space="preserve">(c) — Simple phobias respond to systematic desensitization/exposure therapy.</w:t>
+      </w:r>
+    </w:p>
+    <w:p>
+      <w:r>
+        <w:t xml:space="preserve">(d) — Personality disorders are treated with long-term psychotherapy; ECT has no role.</w:t>
+      </w:r>
+    </w:p>
+    <w:p>
+      <w:r>
+        <w:t xml:space="preserve">⚠️ Exam Trap: ECT = "severe depression + suicide risk + drug failure," not "any psychiatric illness." Modern ECT is given under general anesthesia with muscle relaxants.</w:t>
+      </w:r>
+    </w:p>
+    <w:p>
+      <w:r>
+        <w:t xml:space="preserve">💎 PNC Pearl: "ECT is for the most dangerous depression — when the patient may die before the drug works."</w:t>
+      </w:r>
+    </w:p>
+    <w:p>
+      <w:r>
+        <w:t xml:space="preserve">Positive Marks: 1</w:t>
+      </w:r>
+    </w:p>
+    <w:p>
+      <w:r>
+        <w:t xml:space="preserve">Negative Marks: 0.25</w:t>
+      </w:r>
+    </w:p>
+    <w:p>
+      <w:r>
+        <w:t xml:space="preserve"/>
+      </w:r>
+    </w:p>
+    <w:p>
+      <w:r>
+        <w:t xml:space="preserve">Question: Dengue fever is transmitted by the bite of the</w:t>
+      </w:r>
+    </w:p>
+    <w:p>
+      <w:r>
+        <w:t xml:space="preserve">(a) Anopheles mosquito</w:t>
+      </w:r>
+    </w:p>
+    <w:p>
+      <w:r>
+        <w:t xml:space="preserve">(b) Aedes aegypti mosquito</w:t>
+      </w:r>
+    </w:p>
+    <w:p>
+      <w:r>
+        <w:t xml:space="preserve">(c) Culex mosquito</w:t>
+      </w:r>
+    </w:p>
+    <w:p>
+      <w:r>
+        <w:t xml:space="preserve">(d) Sand fly</w:t>
+      </w:r>
+    </w:p>
+    <w:p>
+      <w:r>
+        <w:t xml:space="preserve">Answer: b</w:t>
+      </w:r>
+    </w:p>
+    <w:p>
+      <w:r>
+        <w:t xml:space="preserve">Solution: ✅ Correct Answer: b</w:t>
+      </w:r>
+    </w:p>
+    <w:p>
+      <w:r>
+        <w:t xml:space="preserve">🧠 Clinical Rationale: Aedes aegypti — a day-biting mosquito breeding in clean stagnant water — transmits dengue, chikungunya, and Zika viruses.</w:t>
+      </w:r>
+    </w:p>
+    <w:p>
+      <w:r>
+        <w:t xml:space="preserve">❌ Why Not Other Options?</w:t>
+      </w:r>
+    </w:p>
+    <w:p>
+      <w:r>
+        <w:t xml:space="preserve">(a) — Anopheles transmits malaria (night biter).</w:t>
+      </w:r>
+    </w:p>
+    <w:p>
+      <w:r>
+        <w:t xml:space="preserve">(c) — Culex transmits filariasis and Japanese encephalitis.</w:t>
+      </w:r>
+    </w:p>
+    <w:p>
+      <w:r>
+        <w:t xml:space="preserve">(d) — Sand flies transmit kala-azar (visceral leishmaniasis).</w:t>
+      </w:r>
+    </w:p>
+    <w:p>
+      <w:r>
+        <w:t xml:space="preserve">⚠️ Exam Trap: Vector–disease matching is one of the highest-yield tables in community health. Aedes breeds in CLEAN water; Anopheles in clean water too but bites at night — the day-biting habit is the key Aedes clue.</w:t>
+      </w:r>
+    </w:p>
+    <w:p>
+      <w:r>
+        <w:t xml:space="preserve">💎 PNC Pearl: "Anopheles = malaria (night), Aedes = dengue (day), Culex = filaria/JE, sandfly = kala-azar."</w:t>
+      </w:r>
+    </w:p>
+    <w:p>
+      <w:r>
+        <w:t xml:space="preserve">📌 Concept Extension: Dengue features — high fever, severe myalgia/retro-orbital pain, thrombocytopenia, plasma leakage. Danger phase is 3-7 days (warning signs: abdominal pain, mucosal bleed, rising hematocrit). NO aspirin/NSAIDs — bleeding risk.</w:t>
+      </w:r>
+    </w:p>
+    <w:p>
+      <w:r>
+        <w:t xml:space="preserve">Positive Marks: 1</w:t>
+      </w:r>
+    </w:p>
+    <w:p>
+      <w:r>
+        <w:t xml:space="preserve">Negative Marks: 0.25</w:t>
+      </w:r>
+    </w:p>
+    <w:p>
+      <w:r>
+        <w:t xml:space="preserve"/>
+      </w:r>
+    </w:p>
+    <w:p>
+      <w:r>
+        <w:t xml:space="preserve">Question: A patient receiving gentamicin should be monitored closely for</w:t>
+      </w:r>
+    </w:p>
+    <w:p>
+      <w:r>
+        <w:t xml:space="preserve">(a) Ototoxicity and nephrotoxicity</w:t>
+      </w:r>
+    </w:p>
+    <w:p>
+      <w:r>
+        <w:t xml:space="preserve">(b) Hypoglycemia</w:t>
+      </w:r>
+    </w:p>
+    <w:p>
+      <w:r>
+        <w:t xml:space="preserve">(c) Hypertension</w:t>
+      </w:r>
+    </w:p>
+    <w:p>
+      <w:r>
+        <w:t xml:space="preserve">(d) Hyperthyroidism</w:t>
+      </w:r>
+    </w:p>
+    <w:p>
+      <w:r>
+        <w:t xml:space="preserve">Answer: a</w:t>
+      </w:r>
+    </w:p>
+    <w:p>
+      <w:r>
+        <w:t xml:space="preserve">Solution: ✅ Correct Answer: a</w:t>
+      </w:r>
+    </w:p>
+    <w:p>
+      <w:r>
+        <w:t xml:space="preserve">🧠 Clinical Rationale: Aminoglycosides concentrate in the inner ear and renal tubules, damaging the eighth cranial nerve (tinnitus, hearing loss, vertigo) and the kidneys (rising creatinine, falling urine output).</w:t>
+      </w:r>
+    </w:p>
+    <w:p>
+      <w:r>
+        <w:t xml:space="preserve">❌ Why Not Other Options?</w:t>
+      </w:r>
+    </w:p>
+    <w:p>
+      <w:r>
+        <w:t xml:space="preserve">(b) — Aminoglycosides do not lower blood glucose; hypoglycemia is a sulfonylurea/insulin effect.</w:t>
+      </w:r>
+    </w:p>
+    <w:p>
+      <w:r>
+        <w:t xml:space="preserve">(c) — Hypertension is not an aminoglycoside toxicity.</w:t>
+      </w:r>
+    </w:p>
+    <w:p>
+      <w:r>
+        <w:t xml:space="preserve">(d) — Thyroid problems are not caused by gentamicin.</w:t>
+      </w:r>
+    </w:p>
+    <w:p>
+      <w:r>
+        <w:t xml:space="preserve">⚠️ Exam Trap: "Amino-glycosides = a-mino (ear) + kidney toxins." Monitor hearing, creatinine, urine output, and peak/trough levels; avoid with other nephrotoxic drugs (NSAIDs, furosemide).</w:t>
+      </w:r>
+    </w:p>
+    <w:p>
+      <w:r>
+        <w:t xml:space="preserve">💎 PNC Pearl: "Gentamicin's two 'tos' — oto and nephro. Ask the patient about ringing ears daily."</w:t>
+      </w:r>
+    </w:p>
+    <w:p>
+      <w:r>
+        <w:t xml:space="preserve">📌 Concept Extension: Gentamicin is an antibiotic for gram-negative infections; "mycin" drugs are NOT all alike — erythromycin/azithromycin (macrolides) affect the liver/GI, vancomycin (glycopeptide) causes red man syndrome and nephrotoxicity.</w:t>
+      </w:r>
+    </w:p>
+    <w:p>
+      <w:r>
+        <w:t xml:space="preserve">Positive Marks: 1</w:t>
+      </w:r>
+    </w:p>
+    <w:p>
+      <w:r>
+        <w:t xml:space="preserve">Negative Marks: 0.25</w:t>
+      </w:r>
+    </w:p>
+    <w:p>
+      <w:r>
+        <w:t xml:space="preserve"/>
+      </w:r>
+    </w:p>
+    <w:p>
+      <w:r>
+        <w:t xml:space="preserve">Question: The normal intracranial pressure in an adult is</w:t>
+      </w:r>
+    </w:p>
+    <w:p>
+      <w:r>
+        <w:t xml:space="preserve">(a) 5-15 mmHg</w:t>
+      </w:r>
+    </w:p>
+    <w:p>
+      <w:r>
+        <w:t xml:space="preserve">(b) 40-60 mmHg</w:t>
+      </w:r>
+    </w:p>
+    <w:p>
+      <w:r>
+        <w:t xml:space="preserve">(c) 80-100 mmHg</w:t>
+      </w:r>
+    </w:p>
+    <w:p>
+      <w:r>
+        <w:t xml:space="preserve">(d) 120-140 mmHg</w:t>
+      </w:r>
+    </w:p>
+    <w:p>
+      <w:r>
+        <w:t xml:space="preserve">Answer: a</w:t>
+      </w:r>
+    </w:p>
+    <w:p>
+      <w:r>
+        <w:t xml:space="preserve">Solution: ✅ Correct Answer: a</w:t>
+      </w:r>
+    </w:p>
+    <w:p>
+      <w:r>
+        <w:t xml:space="preserve">🧠 Clinical Rationale: Normal ICP is 5-15 mmHg in a recumbent adult; values above 20 mmHg sustained require urgent treatment to prevent brain herniation.</w:t>
+      </w:r>
+    </w:p>
+    <w:p>
+      <w:r>
+        <w:t xml:space="preserve">❌ Why Not Other Options?</w:t>
+      </w:r>
+    </w:p>
+    <w:p>
+      <w:r>
+        <w:t xml:space="preserve">(b) — 40-60 mmHg is severe intracranial hypertension incompatible with normal brain function.</w:t>
+      </w:r>
+    </w:p>
+    <w:p>
+      <w:r>
+        <w:t xml:space="preserve">(c) — 80-100 mmHg is a blood-pressure range, not an ICP range.</w:t>
+      </w:r>
+    </w:p>
+    <w:p>
+      <w:r>
+        <w:t xml:space="preserve">(d) — 120-140 mmHg equals a normal systolic BP — a deliberate numeric trap.</w:t>
+      </w:r>
+    </w:p>
+    <w:p>
+      <w:r>
+        <w:t xml:space="preserve">⚠️ Exam Trap: ICP is measured in LOW mmHg numbers (5-15); students who anchor on BP values pick the blood-pressure numbers. Treat ICP &gt; 20 mmHg.</w:t>
+      </w:r>
+    </w:p>
+    <w:p>
+      <w:r>
+        <w:t xml:space="preserve">💎 PNC Pearl: "ICP = 5-15, treat &gt;20 — the numbers look like nothing, but the brain depends on them."</w:t>
+      </w:r>
+    </w:p>
+    <w:p>
+      <w:r>
+        <w:t xml:space="preserve">📌 Concept Extension: Raised ICP signs — headache, vomiting, papilledema, bradycardia + hypertension + irregular respirations (Cushing's triad). Positioning: head midline, elevate 30°, avoid coughing/straining.</w:t>
+      </w:r>
+    </w:p>
+    <w:p>
+      <w:r>
+        <w:t xml:space="preserve">Positive Marks: 1</w:t>
+      </w:r>
+    </w:p>
+    <w:p>
+      <w:r>
+        <w:t xml:space="preserve">Negative Marks: 0.25</w:t>
+      </w:r>
+    </w:p>
+    <w:p>
+      <w:r>
+        <w:t xml:space="preserve"/>
+      </w:r>
+    </w:p>
+    <w:p>
+      <w:r>
+        <w:t xml:space="preserve">Question: The primary function of carbohydrates in the diet is to provide</w:t>
+      </w:r>
+    </w:p>
+    <w:p>
+      <w:r>
+        <w:t xml:space="preserve">(a) Amino acids</w:t>
+      </w:r>
+    </w:p>
+    <w:p>
+      <w:r>
+        <w:t xml:space="preserve">(b) Energy</w:t>
+      </w:r>
+    </w:p>
+    <w:p>
+      <w:r>
+        <w:t xml:space="preserve">(c) Vitamins</w:t>
+      </w:r>
+    </w:p>
+    <w:p>
+      <w:r>
+        <w:t xml:space="preserve">(d) Minerals</w:t>
+      </w:r>
+    </w:p>
+    <w:p>
+      <w:r>
+        <w:t xml:space="preserve">Answer: b</w:t>
+      </w:r>
+    </w:p>
+    <w:p>
+      <w:r>
+        <w:t xml:space="preserve">Solution: ✅ Correct Answer: b</w:t>
+      </w:r>
+    </w:p>
+    <w:p>
+      <w:r>
+        <w:t xml:space="preserve">🧠 Clinical Rationale: Carbohydrates are the body's preferred and primary fuel — each gram yields 4 kcal, and the brain depends almost entirely on glucose.</w:t>
+      </w:r>
+    </w:p>
+    <w:p>
+      <w:r>
+        <w:t xml:space="preserve">❌ Why Not Other Options?</w:t>
+      </w:r>
+    </w:p>
+    <w:p>
+      <w:r>
+        <w:t xml:space="preserve">(a) — Amino acids come from protein digestion, not carbohydrates.</w:t>
+      </w:r>
+    </w:p>
+    <w:p>
+      <w:r>
+        <w:t xml:space="preserve">(c) — Vitamins are micronutrients from vegetables/fruits, not a carb function.</w:t>
+      </w:r>
+    </w:p>
+    <w:p>
+      <w:r>
+        <w:t xml:space="preserve">(d) — Minerals are inorganic micronutrients, not a carbohydrate role.</w:t>
+      </w:r>
+    </w:p>
+    <w:p>
+      <w:r>
+        <w:t xml:space="preserve">⚠️ Exam Trap: The energy values are standard exam data — carbs 4 kcal/g, protein 4 kcal/g, fat 9 kcal/g, alcohol 7 kcal/g. Fat is the most calorie-dense, but carbs are the PRIMARY energy source.</w:t>
+      </w:r>
+    </w:p>
+    <w:p>
+      <w:r>
+        <w:t xml:space="preserve">💎 PNC Pearl: "Carbs = 4 kcal/g and the brain's only fuel — that's why the body spares protein by using glucose first."</w:t>
+      </w:r>
+    </w:p>
+    <w:p>
+      <w:r>
+        <w:t xml:space="preserve">Positive Marks: 1</w:t>
+      </w:r>
+    </w:p>
+    <w:p>
+      <w:r>
+        <w:t xml:space="preserve">Negative Marks: 0.25</w:t>
+      </w:r>
+    </w:p>
+    <w:p>
+      <w:r>
+        <w:t xml:space="preserve">Question: A nurse caring for a patient with Addison's disease should monitor for</w:t>
+      </w:r>
+    </w:p>
+    <w:p>
+      <w:r>
+        <w:t xml:space="preserve">(a) Hypotension, hyperkalemia and fatigue</w:t>
+      </w:r>
+    </w:p>
+    <w:p>
+      <w:r>
+        <w:t xml:space="preserve">(b) Hypertension and hypokalemia</w:t>
+      </w:r>
+    </w:p>
+    <w:p>
+      <w:r>
+        <w:t xml:space="preserve">(c) Hyperglycemia and weight gain</w:t>
+      </w:r>
+    </w:p>
+    <w:p>
+      <w:r>
+        <w:t xml:space="preserve">(d) Polycythemia</w:t>
+      </w:r>
+    </w:p>
+    <w:p>
+      <w:r>
+        <w:t xml:space="preserve">Answer: a</w:t>
+      </w:r>
+    </w:p>
+    <w:p>
+      <w:r>
+        <w:t xml:space="preserve">Solution: ✅ Correct Answer: a</w:t>
+      </w:r>
+    </w:p>
+    <w:p>
+      <w:r>
+        <w:t xml:space="preserve">🧠 Clinical Rationale: Addison's disease = adrenal insufficiency → low cortisol and low aldosterone → sodium and water loss (hypotension), potassium retention (hyperkalemia), and fatigue from low cortisol.</w:t>
+      </w:r>
+    </w:p>
+    <w:p>
+      <w:r>
+        <w:t xml:space="preserve">❌ Why Not Other Options?</w:t>
+      </w:r>
+    </w:p>
+    <w:p>
+      <w:r>
+        <w:t xml:space="preserve">(b) — Hypertension with hypokalemia is the picture of CUSHING syndrome or hyperaldosteronism — the opposite condition.</w:t>
+      </w:r>
+    </w:p>
+    <w:p>
+      <w:r>
+        <w:t xml:space="preserve">(c) — Hyperglycemia and weight gain (moon face, central obesity) are Cushing features.</w:t>
+      </w:r>
+    </w:p>
+    <w:p>
+      <w:r>
+        <w:t xml:space="preserve">(d) — Polycythemia is not an adrenal insufficiency feature.</w:t>
+      </w:r>
+    </w:p>
+    <w:p>
+      <w:r>
+        <w:t xml:space="preserve">⚠️ Exam Trap: Addison vs Cushing is a classic mirror trap — "Addison = low everything (BP, Na, sugar) except K is HIGH; Cushing = high everything (BP, sugar) except K is LOW."</w:t>
+      </w:r>
+    </w:p>
+    <w:p>
+      <w:r>
+        <w:t xml:space="preserve">💎 PNC Pearl: "Addison: add LOW pressure, LOW sodium, HIGH potassium. Cushing: the mirror image."</w:t>
+      </w:r>
+    </w:p>
+    <w:p>
+      <w:r>
+        <w:t xml:space="preserve">📌 Concept Extension: Addison's skin sign = hyperpigmentation (bronze skin) from high ACTH; a crisis presents with hypotension, shock, vomiting, and hyponatremia — treat with IV hydrocortisone + saline, NOT dextrose alone.</w:t>
+      </w:r>
+    </w:p>
+    <w:p>
+      <w:r>
+        <w:t xml:space="preserve">Positive Marks: 1</w:t>
+      </w:r>
+    </w:p>
+    <w:p>
+      <w:r>
+        <w:t xml:space="preserve">Negative Marks: 0.25</w:t>
+      </w:r>
+    </w:p>
+    <w:p>
+      <w:r>
+        <w:t xml:space="preserve"/>
+      </w:r>
+    </w:p>
+    <w:p>
+      <w:r>
+        <w:t xml:space="preserve">Question: A patient with a fractured femur suddenly develops dyspnea, chest pain and petechiae. The nurse suspects</w:t>
+      </w:r>
+    </w:p>
+    <w:p>
+      <w:r>
+        <w:t xml:space="preserve">(a) Fat embolism syndrome</w:t>
+      </w:r>
+    </w:p>
+    <w:p>
+      <w:r>
+        <w:t xml:space="preserve">(b) Simple pneumothorax only</w:t>
+      </w:r>
+    </w:p>
+    <w:p>
+      <w:r>
+        <w:t xml:space="preserve">(c) Asthma exacerbation only</w:t>
+      </w:r>
+    </w:p>
+    <w:p>
+      <w:r>
+        <w:t xml:space="preserve">(d) Peptic ulcer</w:t>
+      </w:r>
+    </w:p>
+    <w:p>
+      <w:r>
+        <w:t xml:space="preserve">Answer: a</w:t>
+      </w:r>
+    </w:p>
+    <w:p>
+      <w:r>
+        <w:t xml:space="preserve">Solution: ✅ Correct Answer: a</w:t>
+      </w:r>
+    </w:p>
+    <w:p>
+      <w:r>
+        <w:t xml:space="preserve">🧠 Clinical Rationale: Fat embolism syndrome occurs 24-72 hours after a long-bone (femur/tibia) fracture when marrow fat enters the bloodstream and lodges in pulmonary vessels — causing sudden dyspnea, chest pain, confusion, and the hallmark petechial rash on the chest/axillae.</w:t>
+      </w:r>
+    </w:p>
+    <w:p>
+      <w:r>
+        <w:t xml:space="preserve">❌ Why Not Other Options?</w:t>
+      </w:r>
+    </w:p>
+    <w:p>
+      <w:r>
+        <w:t xml:space="preserve">(b) — Pneumothorax does not follow a femur fracture and has no petechial rash.</w:t>
+      </w:r>
+    </w:p>
+    <w:p>
+      <w:r>
+        <w:t xml:space="preserve">(c) — Asthma gives wheeze and a history of triggers, not petechiae after trauma.</w:t>
+      </w:r>
+    </w:p>
+    <w:p>
+      <w:r>
+        <w:t xml:space="preserve">(d) — Peptic ulcer produces abdominal pain/bleeding, never sudden dyspnea with petechiae.</w:t>
+      </w:r>
+    </w:p>
+    <w:p>
+      <w:r>
+        <w:t xml:space="preserve">⚠️ Exam Trap: The triad to remember — "long-bone fracture + sudden breathlessness + petechiae = fat embolism." The petechial rash is the giveaway that separates it from simple pulmonary embolism.</w:t>
+      </w:r>
+    </w:p>
+    <w:p>
+      <w:r>
+        <w:t xml:space="preserve">💎 PNC Pearl: "Fracture + dyspnea + petechiae = fat embolism. Fix the femur early and immobilize to prevent it."</w:t>
+      </w:r>
+    </w:p>
+    <w:p>
+      <w:r>
+        <w:t xml:space="preserve">Positive Marks: 1</w:t>
+      </w:r>
+    </w:p>
+    <w:p>
+      <w:r>
+        <w:t xml:space="preserve">Negative Marks: 0.25</w:t>
+      </w:r>
+    </w:p>
+    <w:p>
+      <w:r>
+        <w:t xml:space="preserve"/>
+      </w:r>
+    </w:p>
+    <w:p>
+      <w:r>
+        <w:t xml:space="preserve">Question: The Braden scale is used to assess a patient's risk of developing</w:t>
+      </w:r>
+    </w:p>
+    <w:p>
+      <w:r>
+        <w:t xml:space="preserve">(a) Falls</w:t>
+      </w:r>
+    </w:p>
+    <w:p>
+      <w:r>
+        <w:t xml:space="preserve">(b) Pressure injuries</w:t>
+      </w:r>
+    </w:p>
+    <w:p>
+      <w:r>
+        <w:t xml:space="preserve">(c) Malnutrition</w:t>
+      </w:r>
+    </w:p>
+    <w:p>
+      <w:r>
+        <w:t xml:space="preserve">(d) Venous thromboembolism</w:t>
+      </w:r>
+    </w:p>
+    <w:p>
+      <w:r>
+        <w:t xml:space="preserve">Answer: b</w:t>
+      </w:r>
+    </w:p>
+    <w:p>
+      <w:r>
+        <w:t xml:space="preserve">Solution: ✅ Correct Answer: b</w:t>
+      </w:r>
+    </w:p>
+    <w:p>
+      <w:r>
+        <w:t xml:space="preserve">🧠 Clinical Rationale: The Braden scale scores six subscales — sensory perception, moisture, activity, mobility, nutrition, friction/shear — to predict pressure injury risk; LOWER scores mean HIGHER risk.</w:t>
+      </w:r>
+    </w:p>
+    <w:p>
+      <w:r>
+        <w:t xml:space="preserve">❌ Why Not Other Options?</w:t>
+      </w:r>
+    </w:p>
+    <w:p>
+      <w:r>
+        <w:t xml:space="preserve">(a) — Falls are assessed with the Morse scale (and Hendrich II), not Braden.</w:t>
+      </w:r>
+    </w:p>
+    <w:p>
+      <w:r>
+        <w:t xml:space="preserve">(c) — Malnutrition risk is screened with tools like MUST or SGA.</w:t>
+      </w:r>
+    </w:p>
+    <w:p>
+      <w:r>
+        <w:t xml:space="preserve">(d) — VTE risk is assessed with tools like the Caprini score or Wells criteria.</w:t>
+      </w:r>
+    </w:p>
+    <w:p>
+      <w:r>
+        <w:t xml:space="preserve">⚠️ Exam Trap: Scale-to-outcome matching is a favourite item — Braden = bed sores, Morse = falls. Remember the Braden range: ≤18 = at risk, ≤9 = very high risk.</w:t>
+      </w:r>
+    </w:p>
+    <w:p>
+      <w:r>
+        <w:t xml:space="preserve">💎 PNC Pearl: "Braden = bed sores (pressure injuries); Morse = falls. Lower Braden = higher risk."</w:t>
+      </w:r>
+    </w:p>
+    <w:p>
+      <w:r>
+        <w:t xml:space="preserve">Positive Marks: 1</w:t>
+      </w:r>
+    </w:p>
+    <w:p>
+      <w:r>
+        <w:t xml:space="preserve">Negative Marks: 0.25</w:t>
+      </w:r>
+    </w:p>
+    <w:p>
+      <w:r>
+        <w:t xml:space="preserve"/>
+      </w:r>
+    </w:p>
+    <w:p>
+      <w:r>
+        <w:t xml:space="preserve">Question: During the fourth stage of labor (the first hour after delivery), the nurse should monitor</w:t>
+      </w:r>
+    </w:p>
+    <w:p>
+      <w:r>
+        <w:t xml:space="preserve">(a) Fetal heart rate</w:t>
+      </w:r>
+    </w:p>
+    <w:p>
+      <w:r>
+        <w:t xml:space="preserve">(b) Fundal height, lochia and vital signs every 15 minutes</w:t>
+      </w:r>
+    </w:p>
+    <w:p>
+      <w:r>
+        <w:t xml:space="preserve">(c) Only the mother's temperature</w:t>
+      </w:r>
+    </w:p>
+    <w:p>
+      <w:r>
+        <w:t xml:space="preserve">(d) The baby's weight hourly</w:t>
+      </w:r>
+    </w:p>
+    <w:p>
+      <w:r>
+        <w:t xml:space="preserve">Answer: b</w:t>
+      </w:r>
+    </w:p>
+    <w:p>
+      <w:r>
+        <w:t xml:space="preserve">Solution: ✅ Correct Answer: b</w:t>
+      </w:r>
+    </w:p>
+    <w:p>
+      <w:r>
+        <w:t xml:space="preserve">🧠 Clinical Rationale: Postpartum hemorrhage is most likely in the FIRST hour after delivery (uterine atony), so the nurse checks fundal height and consistency, lochia, vital signs, and the perineum every 15 minutes.</w:t>
+      </w:r>
+    </w:p>
+    <w:p>
+      <w:r>
+        <w:t xml:space="preserve">❌ Why Not Other Options?</w:t>
+      </w:r>
+    </w:p>
+    <w:p>
+      <w:r>
+        <w:t xml:space="preserve">(a) — The fetal heart rate is irrelevant after birth; attention shifts to the mother.</w:t>
+      </w:r>
+    </w:p>
+    <w:p>
+      <w:r>
+        <w:t xml:space="preserve">(c) — Temperature alone misses the real danger — silent bleeding into a boggy uterus.</w:t>
+      </w:r>
+    </w:p>
+    <w:p>
+      <w:r>
+        <w:t xml:space="preserve">(d) — The baby's weight is weighed at birth and periodically, not hourly; it does not monitor maternal danger.</w:t>
+      </w:r>
+    </w:p>
+    <w:p>
+      <w:r>
+        <w:t xml:space="preserve">⚠️ Exam Trap: "Fourth stage = the hour of danger." A boggy fundus with heavy lochia = atony → massage the fundus, express clots, give oxytocin as ordered, and reassess.</w:t>
+      </w:r>
+    </w:p>
+    <w:p>
+      <w:r>
+        <w:t xml:space="preserve">💎 PNC Pearl: "Fourth stage: fundus + lochia + BP every 15 minutes. The uterus must be firm, not boggy."</w:t>
+      </w:r>
+    </w:p>
+    <w:p>
+      <w:r>
+        <w:t xml:space="preserve">Positive Marks: 1</w:t>
+      </w:r>
+    </w:p>
+    <w:p>
+      <w:r>
+        <w:t xml:space="preserve">Negative Marks: 0.25</w:t>
+      </w:r>
+    </w:p>
+    <w:p>
+      <w:r>
+        <w:t xml:space="preserve"/>
+      </w:r>
+    </w:p>
+    <w:p>
+      <w:r>
+        <w:t xml:space="preserve">Question: The most therapeutic nursing response to a patient with a delusion is to</w:t>
+      </w:r>
+    </w:p>
+    <w:p>
+      <w:r>
+        <w:t xml:space="preserve">(a) Argue with the patient to prove the delusion is false</w:t>
+      </w:r>
+    </w:p>
+    <w:p>
+      <w:r>
+        <w:t xml:space="preserve">(b) Agree with the delusion</w:t>
+      </w:r>
+    </w:p>
+    <w:p>
+      <w:r>
+        <w:t xml:space="preserve">(c) Acknowledge the underlying feeling without agreeing with the false belief</w:t>
+      </w:r>
+    </w:p>
+    <w:p>
+      <w:r>
+        <w:t xml:space="preserve">(d) Ignore everything the patient says</w:t>
+      </w:r>
+    </w:p>
+    <w:p>
+      <w:r>
+        <w:t xml:space="preserve">Answer: c</w:t>
+      </w:r>
+    </w:p>
+    <w:p>
+      <w:r>
+        <w:t xml:space="preserve">Solution: ✅ Correct Answer: c</w:t>
+      </w:r>
+    </w:p>
+    <w:p>
+      <w:r>
+        <w:t xml:space="preserve">🧠 Clinical Rationale: Validating the feeling ("that must be frightening") while neither challenging nor reinforcing the false belief preserves trust and keeps the patient connected to reality — the core of therapeutic communication.</w:t>
+      </w:r>
+    </w:p>
+    <w:p>
+      <w:r>
+        <w:t xml:space="preserve">❌ Why Not Other Options?</w:t>
+      </w:r>
+    </w:p>
+    <w:p>
+      <w:r>
+        <w:t xml:space="preserve">(a) — Arguing increases defensiveness, anxiety, and entrenchment in the delusion.</w:t>
+      </w:r>
+    </w:p>
+    <w:p>
+      <w:r>
+        <w:t xml:space="preserve">(b) — Agreeing reinforces the false belief and can worsen it.</w:t>
+      </w:r>
+    </w:p>
+    <w:p>
+      <w:r>
+        <w:t xml:space="preserve">(d) — Ignoring the patient feels like abandonment and destroys the therapeutic alliance.</w:t>
+      </w:r>
+    </w:p>
+    <w:p>
+      <w:r>
+        <w:t xml:space="preserve">⚠️ Exam Trap: The delusion rule — "focus on FEELINGS, not CONTENT." Never argue, never agree, never joke, never pretend the delusion is real.</w:t>
+      </w:r>
+    </w:p>
+    <w:p>
+      <w:r>
+        <w:t xml:space="preserve">💎 PNC Pearl: "With delusions: validate the emotion, leave the belief alone. Trust first, correction never."</w:t>
+      </w:r>
+    </w:p>
+    <w:p>
+      <w:r>
+        <w:t xml:space="preserve">Positive Marks: 1</w:t>
+      </w:r>
+    </w:p>
+    <w:p>
+      <w:r>
+        <w:t xml:space="preserve">Negative Marks: 0.25</w:t>
+      </w:r>
+    </w:p>
+    <w:p>
+      <w:r>
+        <w:t xml:space="preserve"/>
+      </w:r>
+    </w:p>
+    <w:p>
+      <w:r>
+        <w:t xml:space="preserve">Question: The hormone responsible for the "fight-or-flight" response is</w:t>
+      </w:r>
+    </w:p>
+    <w:p>
+      <w:r>
+        <w:t xml:space="preserve">(a) Insulin</w:t>
+      </w:r>
+    </w:p>
+    <w:p>
+      <w:r>
+        <w:t xml:space="preserve">(b) Parathyroid hormone</w:t>
+      </w:r>
+    </w:p>
+    <w:p>
+      <w:r>
+        <w:t xml:space="preserve">(c) Adrenaline (epinephrine)</w:t>
+      </w:r>
+    </w:p>
+    <w:p>
+      <w:r>
+        <w:t xml:space="preserve">(d) Melatonin</w:t>
+      </w:r>
+    </w:p>
+    <w:p>
+      <w:r>
+        <w:t xml:space="preserve">Answer: c</w:t>
+      </w:r>
+    </w:p>
+    <w:p>
+      <w:r>
+        <w:t xml:space="preserve">Solution: ✅ Correct Answer: c</w:t>
+      </w:r>
+    </w:p>
+    <w:p>
+      <w:r>
+        <w:t xml:space="preserve">🧠 Clinical Rationale: Adrenaline, released by the adrenal medulla during stress, raises heart rate, blood pressure, blood glucose, and bronchodilation to prepare the body for fight or flight.</w:t>
+      </w:r>
+    </w:p>
+    <w:p>
+      <w:r>
+        <w:t xml:space="preserve">❌ Why Not Other Options?</w:t>
+      </w:r>
+    </w:p>
+    <w:p>
+      <w:r>
+        <w:t xml:space="preserve">(a) — Insulin LOWERS blood glucose; it is anabolic, not a stress hormone.</w:t>
+      </w:r>
+    </w:p>
+    <w:p>
+      <w:r>
+        <w:t xml:space="preserve">(b) — Parathyroid hormone raises serum calcium via bone, kidney, and gut.</w:t>
+      </w:r>
+    </w:p>
+    <w:p>
+      <w:r>
+        <w:t xml:space="preserve">(d) — Melatonin regulates the sleep-wake cycle.</w:t>
+      </w:r>
+    </w:p>
+    <w:p>
+      <w:r>
+        <w:t xml:space="preserve">⚠️ Exam Trap: "Adrenal MEDULLA = adrenaline (fight-or-flight); adrenal CORTEX = cortisol (stress steroid)." The two adrenal layers and their hormones are a classic contrast.</w:t>
+      </w:r>
+    </w:p>
+    <w:p>
+      <w:r>
+        <w:t xml:space="preserve">💎 PNC Pearl: "Fight or flight = adrenaline from the medulla; cortisol from the cortex is the long-term stress hormone."</w:t>
+      </w:r>
+    </w:p>
+    <w:p>
+      <w:r>
+        <w:t xml:space="preserve">Positive Marks: 1</w:t>
+      </w:r>
+    </w:p>
+    <w:p>
+      <w:r>
+        <w:t xml:space="preserve">Negative Marks: 0.25</w:t>
+      </w:r>
+    </w:p>
+    <w:p>
+      <w:r>
+        <w:t xml:space="preserve"/>
+      </w:r>
+    </w:p>
+    <w:p>
+      <w:r>
+        <w:t xml:space="preserve">Question: The high-pressure alarm sounds on a patient's ventilator and the peak airway pressure rises suddenly. The nurse should FIRST</w:t>
+      </w:r>
+    </w:p>
+    <w:p>
+      <w:r>
+        <w:t xml:space="preserve">(a) Increase the alarm limit and continue</w:t>
+      </w:r>
+    </w:p>
+    <w:p>
+      <w:r>
+        <w:t xml:space="preserve">(b) Check the airway for kinking, secretions or biting on the tube</w:t>
+      </w:r>
+    </w:p>
+    <w:p>
+      <w:r>
+        <w:t xml:space="preserve">(c) Sedate the patient immediately</w:t>
+      </w:r>
+    </w:p>
+    <w:p>
+      <w:r>
+        <w:t xml:space="preserve">(d) Turn the ventilator off</w:t>
+      </w:r>
+    </w:p>
+    <w:p>
+      <w:r>
+        <w:t xml:space="preserve">Answer: b</w:t>
+      </w:r>
+    </w:p>
+    <w:p>
+      <w:r>
+        <w:t xml:space="preserve">Solution: ✅ Correct Answer: b</w:t>
+      </w:r>
+    </w:p>
+    <w:p>
+      <w:r>
+        <w:t xml:space="preserve">🧠 Clinical Rationale: A sudden rise in peak airway pressure means increased resistance to airflow — kinked or obstructed tube, secretions, the patient biting the tube, or bronchospasm. The nurse corrects the cause first.</w:t>
+      </w:r>
+    </w:p>
+    <w:p>
+      <w:r>
+        <w:t xml:space="preserve">❌ Why Not Other Options?</w:t>
+      </w:r>
+    </w:p>
+    <w:p>
+      <w:r>
+        <w:t xml:space="preserve">(a) — Raising the alarm limit hides the problem instead of fixing it.</w:t>
+      </w:r>
+    </w:p>
+    <w:p>
+      <w:r>
+        <w:t xml:space="preserve">(c) — Sedation is premature and masks the cause (though it helps if the patient is biting/fighting the vent).</w:t>
+      </w:r>
+    </w:p>
+    <w:p>
+      <w:r>
+        <w:t xml:space="preserve">(d) — Turning the ventilator off removes life support — dangerous and wrong.</w:t>
+      </w:r>
+    </w:p>
+    <w:p>
+      <w:r>
+        <w:t xml:space="preserve">⚠️ Exam Trap: Ventilator alarms — "HIGH pressure = resistance (obstruction); LOW pressure = leak (disconnection)." Suction, reposition the head, and check the tube before anything else.</w:t>
+      </w:r>
+    </w:p>
+    <w:p>
+      <w:r>
+        <w:t xml:space="preserve">💎 PNC Pearl: "High pressure = blocked airway; low pressure = disconnected circuit. Always fix the airway first."</w:t>
+      </w:r>
+    </w:p>
+    <w:p>
+      <w:r>
+        <w:t xml:space="preserve">Positive Marks: 1</w:t>
+      </w:r>
+    </w:p>
+    <w:p>
+      <w:r>
+        <w:t xml:space="preserve">Negative Marks: 0.25</w:t>
+      </w:r>
+    </w:p>
+    <w:p>
+      <w:r>
+        <w:t xml:space="preserve"/>
+      </w:r>
+    </w:p>
+    <w:p>
+      <w:r>
+        <w:t xml:space="preserve">Question: In a research study, the variable that the researcher manipulates is called the</w:t>
+      </w:r>
+    </w:p>
+    <w:p>
+      <w:r>
+        <w:t xml:space="preserve">(a) Dependent variable</w:t>
+      </w:r>
+    </w:p>
+    <w:p>
+      <w:r>
+        <w:t xml:space="preserve">(b) Independent variable</w:t>
+      </w:r>
+    </w:p>
+    <w:p>
+      <w:r>
+        <w:t xml:space="preserve">(c) Confounding variable</w:t>
+      </w:r>
+    </w:p>
+    <w:p>
+      <w:r>
+        <w:t xml:space="preserve">(d) Constant</w:t>
+      </w:r>
+    </w:p>
+    <w:p>
+      <w:r>
+        <w:t xml:space="preserve">Answer: b</w:t>
+      </w:r>
+    </w:p>
+    <w:p>
+      <w:r>
+        <w:t xml:space="preserve">Solution: ✅ Correct Answer: b</w:t>
+      </w:r>
+    </w:p>
+    <w:p>
+      <w:r>
+        <w:t xml:space="preserve">🧠 Clinical Rationale: The independent (experimental) variable is what the researcher manipulates to observe its effect; it comes first in time, like a cause before its effect.</w:t>
+      </w:r>
+    </w:p>
+    <w:p>
+      <w:r>
+        <w:t xml:space="preserve">❌ Why Not Other Options?</w:t>
+      </w:r>
+    </w:p>
+    <w:p>
+      <w:r>
+        <w:t xml:space="preserve">(a) — The dependent (outcome) variable is what is MEASURED — it depends on the independent variable.</w:t>
+      </w:r>
+    </w:p>
+    <w:p>
+      <w:r>
+        <w:t xml:space="preserve">(c) — A confounding variable is an extraneous factor that distorts results (e.g., age, gender).</w:t>
+      </w:r>
+    </w:p>
+    <w:p>
+      <w:r>
+        <w:t xml:space="preserve">(d) — A constant is held the same for all groups and never changes.</w:t>
+      </w:r>
+    </w:p>
+    <w:p>
+      <w:r>
+        <w:t xml:space="preserve">⚠️ Exam Trap: "Independent = I manipulate it; Dependent = D data I measure." In a drug trial, the DRUG is independent and the BP/outcome is dependent.</w:t>
+      </w:r>
+    </w:p>
+    <w:p>
+      <w:r>
+        <w:t xml:space="preserve">💎 PNC Pearl: "I change the independent; I measure the dependent. Confounders mess up the conclusion."</w:t>
+      </w:r>
+    </w:p>
+    <w:p>
+      <w:r>
+        <w:t xml:space="preserve">Positive Marks: 1</w:t>
+      </w:r>
+    </w:p>
+    <w:p>
+      <w:r>
+        <w:t xml:space="preserve">Negative Marks: 0.25</w:t>
+      </w:r>
+    </w:p>
+    <w:p>
+      <w:r>
+        <w:t xml:space="preserve"/>
+      </w:r>
+    </w:p>
+    <w:p>
+      <w:r>
+        <w:t xml:space="preserve">Question: The nursing care delivery model in which one nurse provides total care to a group of patients during a shift is called</w:t>
+      </w:r>
+    </w:p>
+    <w:p>
+      <w:r>
+        <w:t xml:space="preserve">(a) Functional nursing</w:t>
+      </w:r>
+    </w:p>
+    <w:p>
+      <w:r>
+        <w:t xml:space="preserve">(b) Team nursing</w:t>
+      </w:r>
+    </w:p>
+    <w:p>
+      <w:r>
+        <w:t xml:space="preserve">(c) Total patient care (case method)</w:t>
+      </w:r>
+    </w:p>
+    <w:p>
+      <w:r>
+        <w:t xml:space="preserve">(d) Case management</w:t>
+      </w:r>
+    </w:p>
+    <w:p>
+      <w:r>
+        <w:t xml:space="preserve">Answer: c</w:t>
+      </w:r>
+    </w:p>
+    <w:p>
+      <w:r>
+        <w:t xml:space="preserve">Solution: ✅ Correct Answer: c</w:t>
+      </w:r>
+    </w:p>
+    <w:p>
+      <w:r>
+        <w:t xml:space="preserve">🧠 Clinical Rationale: In total patient care (case method), ONE nurse assumes complete responsibility for a group of patients for the whole shift — continuity, accountability, and holistic care.</w:t>
+      </w:r>
+    </w:p>
+    <w:p>
+      <w:r>
+        <w:t xml:space="preserve">❌ Why Not Other Options?</w:t>
+      </w:r>
+    </w:p>
+    <w:p>
+      <w:r>
+        <w:t xml:space="preserve">(a) — Functional nursing divides TASKS (medications, treatments, vital signs) among staff — task-centered, fragmented.</w:t>
+      </w:r>
+    </w:p>
+    <w:p>
+      <w:r>
+        <w:t xml:space="preserve">(b) — Team nursing has a team leader directing helpers (RNs, LPNs, aides).</w:t>
+      </w:r>
+    </w:p>
+    <w:p>
+      <w:r>
+        <w:t xml:space="preserve">(d) — Case management coordinates care across the continuum (discharge planning, cost control), not shift-level total care.</w:t>
+      </w:r>
+    </w:p>
+    <w:p>
+      <w:r>
+        <w:t xml:space="preserve">⚠️ Exam Trap: Match the model to its feature — "one nurse, all care = total patient care; tasks divided = functional; leader + helpers = team."</w:t>
+      </w:r>
+    </w:p>
+    <w:p>
+      <w:r>
+        <w:t xml:space="preserve">💎 PNC Pearl: "Total care = one nurse owns the whole shift; functional = everyone owns one task."</w:t>
+      </w:r>
+    </w:p>
+    <w:p>
+      <w:r>
+        <w:t xml:space="preserve">Positive Marks: 1</w:t>
+      </w:r>
+    </w:p>
+    <w:p>
+      <w:r>
+        <w:t xml:space="preserve">Negative Marks: 0.25</w:t>
+      </w:r>
+    </w:p>
+    <w:p>
+      <w:r>
+        <w:t xml:space="preserve"/>
+      </w:r>
+    </w:p>
+    <w:p>
+      <w:r>
+        <w:t xml:space="preserve">Question: After discovering a medication error, the nurse's FIRST action should be to</w:t>
+      </w:r>
+    </w:p>
+    <w:p>
+      <w:r>
+        <w:t xml:space="preserve">(a) Hide the error and document normally</w:t>
+      </w:r>
+    </w:p>
+    <w:p>
+      <w:r>
+        <w:t xml:space="preserve">(b) Assess the patient and report immediately</w:t>
+      </w:r>
+    </w:p>
+    <w:p>
+      <w:r>
+        <w:t xml:space="preserve">(c) Wait to see if symptoms appear</w:t>
+      </w:r>
+    </w:p>
+    <w:p>
+      <w:r>
+        <w:t xml:space="preserve">(d) Fill out the incident report before assessing</w:t>
+      </w:r>
+    </w:p>
+    <w:p>
+      <w:r>
+        <w:t xml:space="preserve">Answer: b</w:t>
+      </w:r>
+    </w:p>
+    <w:p>
+      <w:r>
+        <w:t xml:space="preserve">Solution: ✅ Correct Answer: b</w:t>
+      </w:r>
+    </w:p>
+    <w:p>
+      <w:r>
+        <w:t xml:space="preserve">🧠 Clinical Rationale: Patient safety comes first — assess the patient for harm and notify the physician immediately so treatment can begin; the incident report is completed afterward as a risk-management record.</w:t>
+      </w:r>
+    </w:p>
+    <w:p>
+      <w:r>
+        <w:t xml:space="preserve">❌ Why Not Other Options?</w:t>
+      </w:r>
+    </w:p>
+    <w:p>
+      <w:r>
+        <w:t xml:space="preserve">(a) — Hiding an error endangers the patient and is a serious professional violation.</w:t>
+      </w:r>
+    </w:p>
+    <w:p>
+      <w:r>
+        <w:t xml:space="preserve">(c) — Waiting for symptoms wastes precious time if the error is harmful.</w:t>
+      </w:r>
+    </w:p>
+    <w:p>
+      <w:r>
+        <w:t xml:space="preserve">(d) — The incident report is filled out AFTER assessment and is never part of the medical chart.</w:t>
+      </w:r>
+    </w:p>
+    <w:p>
+      <w:r>
+        <w:t xml:space="preserve">⚠️ Exam Trap: Order matters — "assess, notify, document, report." The incident report goes to risk management, NOT into the patient's chart (it is protected from discovery).</w:t>
+      </w:r>
+    </w:p>
+    <w:p>
+      <w:r>
+        <w:t xml:space="preserve">💎 PNC Pearl: "Error protocol: assess first, then notify, then document, then file the incident report."</w:t>
+      </w:r>
+    </w:p>
+    <w:p>
+      <w:r>
+        <w:t xml:space="preserve">Positive Marks: 1</w:t>
+      </w:r>
+    </w:p>
+    <w:p>
+      <w:r>
+        <w:t xml:space="preserve">Negative Marks: 0.25</w:t>
       </w:r>
     </w:p>
     <w:sectPr>
       <w:pgSz w:w="12240" w:h="15840"/>
-      <w:pgMar w:top="864" w:right="1008" w:bottom="864" w:left="1008" w:header="720" w:footer="720" w:gutter="0"/>
+      <w:pgMar w:top="1440" w:right="1800" w:bottom="1440" w:left="1800" w:header="720" w:footer="720" w:gutter="0"/>
       <w:cols w:space="720"/>
       <w:docGrid w:linePitch="360"/>
     </w:sectPr>
@@ -2535,10 +2090,6 @@
     <w:name w:val="Normal"/>
     <w:qFormat/>
     <w:rsid w:val="00FC693F"/>
-    <w:rPr>
-      <w:rFonts w:ascii="Calibri" w:hAnsi="Calibri"/>
-      <w:sz w:val="22"/>
-    </w:rPr>
   </w:style>
   <w:style w:type="paragraph" w:styleId="Header">
     <w:name w:val="header"/>
